--- a/templates/KHBD_Mau.docx
+++ b/templates/KHBD_Mau.docx
@@ -3,451 +3,990 @@
 <w:document xmlns:wpc="http://schemas.microsoft.com/office/word/2010/wordprocessingCanvas" xmlns:cx="http://schemas.microsoft.com/office/drawing/2014/chartex" xmlns:cx1="http://schemas.microsoft.com/office/drawing/2015/9/8/chartex" xmlns:cx2="http://schemas.microsoft.com/office/drawing/2015/10/21/chartex" xmlns:cx3="http://schemas.microsoft.com/office/drawing/2016/5/9/chartex" xmlns:cx4="http://schemas.microsoft.com/office/drawing/2016/5/10/chartex" xmlns:cx5="http://schemas.microsoft.com/office/drawing/2016/5/11/chartex" xmlns:cx6="http://schemas.microsoft.com/office/drawing/2016/5/12/chartex" xmlns:cx7="http://schemas.microsoft.com/office/drawing/2016/5/13/chartex" xmlns:cx8="http://schemas.microsoft.com/office/drawing/2016/5/14/chartex" xmlns:mc="http://schemas.openxmlformats.org/markup-compatibility/2006" xmlns:aink="http://schemas.microsoft.com/office/drawing/2016/ink" xmlns:am3d="http://schemas.microsoft.com/office/drawing/2017/model3d" xmlns:o="urn:schemas-microsoft-com:office:office" xmlns:oel="http://schemas.microsoft.com/office/2019/extlst" xmlns:r="http://schemas.openxmlformats.org/officeDocument/2006/relationships" xmlns:m="http://schemas.openxmlformats.org/officeDocument/2006/math" xmlns:v="urn:schemas-microsoft-com:vml" xmlns:wp14="http://schemas.microsoft.com/office/word/2010/wordprocessingDrawing" xmlns:wp="http://schemas.openxmlformats.org/drawingml/2006/wordprocessingDrawing" xmlns:w10="urn:schemas-microsoft-com:office:word" xmlns:w="http://schemas.openxmlformats.org/wordprocessingml/2006/main" xmlns:w14="http://schemas.microsoft.com/office/word/2010/wordml" xmlns:w15="http://schemas.microsoft.com/office/word/2012/wordml" xmlns:w16cex="http://schemas.microsoft.com/office/word/2018/wordml/cex" xmlns:w16cid="http://schemas.microsoft.com/office/word/2016/wordml/cid" xmlns:w16="http://schemas.microsoft.com/office/word/2018/wordml" xmlns:w16sdtdh="http://schemas.microsoft.com/office/word/2020/wordml/sdtdatahash" xmlns:w16se="http://schemas.microsoft.com/office/word/2015/wordml/symex" xmlns:wpg="http://schemas.microsoft.com/office/word/2010/wordprocessingGroup" xmlns:wpi="http://schemas.microsoft.com/office/word/2010/wordprocessingInk" xmlns:wne="http://schemas.microsoft.com/office/word/2006/wordml" xmlns:wps="http://schemas.microsoft.com/office/word/2010/wordprocessingShape" mc:Ignorable="w14 w15 w16se w16cid w16 w16cex w16sdtdh wp14">
   <w:body>
     <w:p>
-      <w:r>
+      <w:pPr>
+        <w:spacing w:before="60" w:after="60" w:line="276" w:lineRule="auto"/>
+        <w:rPr>
+          <w:rFonts w:ascii="Times New Roman" w:hAnsi="Times New Roman" w:cs="Times New Roman"/>
+          <w:i/>
+          <w:iCs/>
+          <w:sz w:val="28"/>
+          <w:szCs w:val="28"/>
+        </w:rPr>
+      </w:pPr>
+      <w:r>
+        <w:rPr>
+          <w:rFonts w:ascii="Times New Roman" w:hAnsi="Times New Roman" w:cs="Times New Roman"/>
+          <w:i/>
+          <w:iCs/>
+          <w:sz w:val="28"/>
+          <w:szCs w:val="28"/>
+        </w:rPr>
         <w:t>Trường: THCS Nguyễn Chí Thanh.</w:t>
       </w:r>
     </w:p>
     <w:p>
-      <w:r>
+      <w:pPr>
+        <w:spacing w:before="60" w:after="60" w:line="276" w:lineRule="auto"/>
+        <w:rPr>
+          <w:rFonts w:ascii="Times New Roman" w:hAnsi="Times New Roman" w:cs="Times New Roman"/>
+          <w:i/>
+          <w:iCs/>
+          <w:sz w:val="28"/>
+          <w:szCs w:val="28"/>
+        </w:rPr>
+      </w:pPr>
+      <w:r>
+        <w:rPr>
+          <w:rFonts w:ascii="Times New Roman" w:hAnsi="Times New Roman" w:cs="Times New Roman"/>
+          <w:i/>
+          <w:iCs/>
+          <w:sz w:val="28"/>
+          <w:szCs w:val="28"/>
+        </w:rPr>
         <w:t>Giáo viên: Lê Hồng Dưỡng</w:t>
       </w:r>
     </w:p>
     <w:p>
-      <w:r>
-        <w:t>CHỦ ĐỀ</w:t>
-      </w:r>
-      <w:r>
-        <w:t xml:space="preserve"> 3: {{CHU_DE}}</w:t>
-      </w:r>
-    </w:p>
-    <w:p>
-      <w:r>
+      <w:pPr>
+        <w:spacing w:before="60" w:after="60" w:line="276" w:lineRule="auto"/>
+        <w:jc w:val="center"/>
+        <w:rPr>
+          <w:rFonts w:ascii="Times New Roman" w:hAnsi="Times New Roman" w:cs="Times New Roman"/>
+          <w:b/>
+          <w:bCs/>
+          <w:color w:val="FF0000"/>
+          <w:sz w:val="28"/>
+          <w:szCs w:val="28"/>
+        </w:rPr>
+      </w:pPr>
+      <w:r>
+        <w:rPr>
+          <w:rFonts w:ascii="Times New Roman" w:hAnsi="Times New Roman" w:cs="Times New Roman"/>
+          <w:b/>
+          <w:bCs/>
+          <w:color w:val="FF0000"/>
+          <w:sz w:val="28"/>
+          <w:szCs w:val="28"/>
+        </w:rPr>
+        <w:t>CHỦ ĐỀ 3: {{CHU_DE}}</w:t>
+      </w:r>
+    </w:p>
+    <w:p>
+      <w:pPr>
+        <w:spacing w:before="60" w:after="60" w:line="276" w:lineRule="auto"/>
+        <w:jc w:val="center"/>
+        <w:rPr>
+          <w:rFonts w:ascii="Times New Roman" w:hAnsi="Times New Roman" w:cs="Times New Roman"/>
+          <w:b/>
+          <w:bCs/>
+          <w:color w:val="FF0000"/>
+          <w:sz w:val="28"/>
+          <w:szCs w:val="28"/>
+        </w:rPr>
+      </w:pPr>
+      <w:r>
+        <w:rPr>
+          <w:rFonts w:ascii="Times New Roman" w:hAnsi="Times New Roman" w:cs="Times New Roman"/>
+          <w:b/>
+          <w:bCs/>
+          <w:color w:val="FF0000"/>
+          <w:sz w:val="28"/>
+          <w:szCs w:val="28"/>
+        </w:rPr>
         <w:t>Tên bài học: {{TEN_BAI_HOC}}</w:t>
       </w:r>
     </w:p>
     <w:p>
-      <w:r>
-        <w:t>Môn học: {{MON_HOC}}</w:t>
-      </w:r>
-    </w:p>
-    <w:p>
-      <w:r>
+      <w:pPr>
+        <w:spacing w:before="60" w:after="60" w:line="276" w:lineRule="auto"/>
+        <w:jc w:val="center"/>
+        <w:rPr>
+          <w:rFonts w:ascii="Times New Roman" w:hAnsi="Times New Roman" w:cs="Times New Roman"/>
+          <w:sz w:val="28"/>
+          <w:szCs w:val="28"/>
+        </w:rPr>
+      </w:pPr>
+      <w:r>
+        <w:rPr>
+          <w:rFonts w:ascii="Times New Roman" w:hAnsi="Times New Roman" w:cs="Times New Roman"/>
+          <w:b/>
+          <w:bCs/>
+          <w:color w:val="FF0000"/>
+          <w:sz w:val="28"/>
+          <w:szCs w:val="28"/>
+        </w:rPr>
+        <w:t>Môn học</w:t>
+      </w:r>
+      <w:r>
+        <w:rPr>
+          <w:rFonts w:ascii="Times New Roman" w:hAnsi="Times New Roman" w:cs="Times New Roman"/>
+          <w:sz w:val="28"/>
+          <w:szCs w:val="28"/>
+        </w:rPr>
+        <w:t>: {{MON_HOC}}</w:t>
+      </w:r>
+    </w:p>
+    <w:p>
+      <w:pPr>
+        <w:spacing w:before="60" w:after="60" w:line="276" w:lineRule="auto"/>
+        <w:jc w:val="center"/>
+        <w:rPr>
+          <w:rFonts w:ascii="Times New Roman" w:hAnsi="Times New Roman" w:cs="Times New Roman"/>
+          <w:sz w:val="28"/>
+          <w:szCs w:val="28"/>
+        </w:rPr>
+      </w:pPr>
+      <w:r>
+        <w:rPr>
+          <w:rFonts w:ascii="Times New Roman" w:hAnsi="Times New Roman" w:cs="Times New Roman"/>
+          <w:sz w:val="28"/>
+          <w:szCs w:val="28"/>
+        </w:rPr>
         <w:t>{{THOI_LUONG}}: tiết</w:t>
       </w:r>
     </w:p>
-    <w:p/>
-    <w:p>
-      <w:pPr>
-        <w:rPr>
-          <w:b/>
-          <w:bCs/>
-        </w:rPr>
-      </w:pPr>
-      <w:r>
-        <w:rPr>
-          <w:b/>
-          <w:bCs/>
+    <w:p>
+      <w:pPr>
+        <w:spacing w:before="60" w:after="60" w:line="276" w:lineRule="auto"/>
+        <w:rPr>
+          <w:rFonts w:ascii="Times New Roman" w:hAnsi="Times New Roman" w:cs="Times New Roman"/>
+          <w:sz w:val="28"/>
+          <w:szCs w:val="28"/>
+        </w:rPr>
+      </w:pPr>
+    </w:p>
+    <w:p>
+      <w:pPr>
+        <w:spacing w:before="60" w:after="60" w:line="276" w:lineRule="auto"/>
+        <w:rPr>
+          <w:rFonts w:ascii="Times New Roman" w:hAnsi="Times New Roman" w:cs="Times New Roman"/>
+          <w:b/>
+          <w:bCs/>
+          <w:color w:val="FF0000"/>
+          <w:sz w:val="28"/>
+          <w:szCs w:val="28"/>
+        </w:rPr>
+      </w:pPr>
+      <w:r>
+        <w:rPr>
+          <w:rFonts w:ascii="Times New Roman" w:hAnsi="Times New Roman" w:cs="Times New Roman"/>
+          <w:b/>
+          <w:bCs/>
+          <w:color w:val="FF0000"/>
+          <w:sz w:val="28"/>
+          <w:szCs w:val="28"/>
         </w:rPr>
         <w:t>I. MỤC TIÊU</w:t>
       </w:r>
     </w:p>
     <w:p>
       <w:pPr>
-        <w:rPr>
-          <w:b/>
-          <w:bCs/>
-        </w:rPr>
-      </w:pPr>
-      <w:r>
-        <w:rPr>
-          <w:b/>
-          <w:bCs/>
+        <w:spacing w:before="60" w:after="60" w:line="276" w:lineRule="auto"/>
+        <w:rPr>
+          <w:rFonts w:ascii="Times New Roman" w:hAnsi="Times New Roman" w:cs="Times New Roman"/>
+          <w:b/>
+          <w:bCs/>
+          <w:color w:val="0000FF"/>
+          <w:sz w:val="28"/>
+          <w:szCs w:val="28"/>
+        </w:rPr>
+      </w:pPr>
+      <w:r>
+        <w:rPr>
+          <w:rFonts w:ascii="Times New Roman" w:hAnsi="Times New Roman" w:cs="Times New Roman"/>
+          <w:b/>
+          <w:bCs/>
+          <w:color w:val="0000FF"/>
+          <w:sz w:val="28"/>
+          <w:szCs w:val="28"/>
         </w:rPr>
         <w:t xml:space="preserve">1. Kiến thức. </w:t>
       </w:r>
     </w:p>
     <w:p>
-      <w:r>
+      <w:pPr>
+        <w:spacing w:before="60" w:after="60" w:line="276" w:lineRule="auto"/>
+        <w:rPr>
+          <w:rFonts w:ascii="Times New Roman" w:hAnsi="Times New Roman" w:cs="Times New Roman"/>
+          <w:sz w:val="28"/>
+          <w:szCs w:val="28"/>
+        </w:rPr>
+      </w:pPr>
+      <w:r>
+        <w:rPr>
+          <w:rFonts w:ascii="Times New Roman" w:hAnsi="Times New Roman" w:cs="Times New Roman"/>
+          <w:sz w:val="28"/>
+          <w:szCs w:val="28"/>
+        </w:rPr>
         <w:t>{{MUC_TIEU_KIEN_THUC}}</w:t>
       </w:r>
     </w:p>
     <w:p>
       <w:pPr>
-        <w:rPr>
-          <w:b/>
-          <w:bCs/>
-        </w:rPr>
-      </w:pPr>
-      <w:r>
-        <w:t>{{NANG_LUC_CHUNG}}</w:t>
-      </w:r>
-      <w:r>
-        <w:rPr>
-          <w:b/>
-          <w:bCs/>
+        <w:spacing w:before="60" w:after="60" w:line="276" w:lineRule="auto"/>
+        <w:rPr>
+          <w:rFonts w:ascii="Times New Roman" w:hAnsi="Times New Roman" w:cs="Times New Roman"/>
+          <w:b/>
+          <w:bCs/>
+          <w:color w:val="0000FF"/>
+          <w:sz w:val="28"/>
+          <w:szCs w:val="28"/>
+        </w:rPr>
+      </w:pPr>
+      <w:r>
+        <w:rPr>
+          <w:rFonts w:ascii="Times New Roman" w:hAnsi="Times New Roman" w:cs="Times New Roman"/>
+          <w:b/>
+          <w:bCs/>
+          <w:color w:val="0000FF"/>
+          <w:sz w:val="28"/>
+          <w:szCs w:val="28"/>
         </w:rPr>
         <w:t>2. Năng lực:</w:t>
       </w:r>
     </w:p>
     <w:p>
       <w:pPr>
-        <w:rPr>
-          <w:b/>
-          <w:bCs/>
-        </w:rPr>
-      </w:pPr>
-      <w:r>
-        <w:rPr>
-          <w:b/>
-          <w:bCs/>
+        <w:spacing w:before="60" w:after="60" w:line="276" w:lineRule="auto"/>
+        <w:rPr>
+          <w:rFonts w:ascii="Times New Roman" w:hAnsi="Times New Roman" w:cs="Times New Roman"/>
+          <w:b/>
+          <w:bCs/>
+          <w:sz w:val="28"/>
+          <w:szCs w:val="28"/>
+        </w:rPr>
+      </w:pPr>
+      <w:r>
+        <w:rPr>
+          <w:rFonts w:ascii="Times New Roman" w:hAnsi="Times New Roman" w:cs="Times New Roman"/>
+          <w:b/>
+          <w:bCs/>
+          <w:sz w:val="28"/>
+          <w:szCs w:val="28"/>
         </w:rPr>
         <w:tab/>
         <w:t xml:space="preserve">a) Năng lực chung: </w:t>
       </w:r>
     </w:p>
-    <w:p/>
-    <w:p>
-      <w:pPr>
-        <w:rPr>
-          <w:b/>
-          <w:bCs/>
-        </w:rPr>
-      </w:pPr>
-      <w:r>
+    <w:p>
+      <w:pPr>
+        <w:spacing w:before="60" w:after="60" w:line="276" w:lineRule="auto"/>
+        <w:rPr>
+          <w:rFonts w:ascii="Times New Roman" w:hAnsi="Times New Roman" w:cs="Times New Roman"/>
+          <w:sz w:val="28"/>
+          <w:szCs w:val="28"/>
+        </w:rPr>
+      </w:pPr>
+      <w:r>
+        <w:rPr>
+          <w:rFonts w:ascii="Times New Roman" w:hAnsi="Times New Roman" w:cs="Times New Roman"/>
+          <w:sz w:val="28"/>
+          <w:szCs w:val="28"/>
+        </w:rPr>
+        <w:t>{{NANG_LUC_CHUNG}}</w:t>
+      </w:r>
+    </w:p>
+    <w:p>
+      <w:pPr>
+        <w:spacing w:before="60" w:after="60" w:line="276" w:lineRule="auto"/>
+        <w:rPr>
+          <w:rFonts w:ascii="Times New Roman" w:hAnsi="Times New Roman" w:cs="Times New Roman"/>
+          <w:b/>
+          <w:bCs/>
+          <w:sz w:val="28"/>
+          <w:szCs w:val="28"/>
+        </w:rPr>
+      </w:pPr>
+      <w:r>
+        <w:rPr>
+          <w:rFonts w:ascii="Times New Roman" w:hAnsi="Times New Roman" w:cs="Times New Roman"/>
+          <w:sz w:val="28"/>
+          <w:szCs w:val="28"/>
+        </w:rPr>
         <w:tab/>
       </w:r>
       <w:r>
         <w:rPr>
-          <w:b/>
-          <w:bCs/>
+          <w:rFonts w:ascii="Times New Roman" w:hAnsi="Times New Roman" w:cs="Times New Roman"/>
+          <w:b/>
+          <w:bCs/>
+          <w:sz w:val="28"/>
+          <w:szCs w:val="28"/>
         </w:rPr>
         <w:t>b) Năng lực đặc thù:</w:t>
       </w:r>
     </w:p>
     <w:p>
-      <w:r>
+      <w:pPr>
+        <w:spacing w:before="60" w:after="60" w:line="276" w:lineRule="auto"/>
+        <w:rPr>
+          <w:rFonts w:ascii="Times New Roman" w:hAnsi="Times New Roman" w:cs="Times New Roman"/>
+          <w:sz w:val="28"/>
+          <w:szCs w:val="28"/>
+        </w:rPr>
+      </w:pPr>
+      <w:r>
+        <w:rPr>
+          <w:rFonts w:ascii="Times New Roman" w:hAnsi="Times New Roman" w:cs="Times New Roman"/>
+          <w:sz w:val="28"/>
+          <w:szCs w:val="28"/>
+        </w:rPr>
         <w:t>{{NANG_LUC_DAC_THU}}</w:t>
       </w:r>
     </w:p>
     <w:p>
       <w:pPr>
-        <w:rPr>
-          <w:b/>
-          <w:bCs/>
-        </w:rPr>
-      </w:pPr>
-      <w:r>
-        <w:rPr>
-          <w:b/>
-          <w:bCs/>
+        <w:spacing w:before="60" w:after="60" w:line="276" w:lineRule="auto"/>
+        <w:rPr>
+          <w:rFonts w:ascii="Times New Roman" w:hAnsi="Times New Roman" w:cs="Times New Roman"/>
+          <w:b/>
+          <w:bCs/>
+          <w:color w:val="0000FF"/>
+          <w:sz w:val="28"/>
+          <w:szCs w:val="28"/>
+        </w:rPr>
+      </w:pPr>
+      <w:r>
+        <w:rPr>
+          <w:rFonts w:ascii="Times New Roman" w:hAnsi="Times New Roman" w:cs="Times New Roman"/>
+          <w:b/>
+          <w:bCs/>
+          <w:color w:val="0000FF"/>
+          <w:sz w:val="28"/>
+          <w:szCs w:val="28"/>
         </w:rPr>
         <w:t>3. Năng lực số và AI</w:t>
       </w:r>
     </w:p>
     <w:p>
-      <w:r>
+      <w:pPr>
+        <w:spacing w:before="60" w:after="60" w:line="276" w:lineRule="auto"/>
+        <w:rPr>
+          <w:rFonts w:ascii="Times New Roman" w:hAnsi="Times New Roman" w:cs="Times New Roman"/>
+          <w:sz w:val="28"/>
+          <w:szCs w:val="28"/>
+        </w:rPr>
+      </w:pPr>
+      <w:r>
+        <w:rPr>
+          <w:rFonts w:ascii="Times New Roman" w:hAnsi="Times New Roman" w:cs="Times New Roman"/>
+          <w:sz w:val="28"/>
+          <w:szCs w:val="28"/>
+        </w:rPr>
         <w:t>{{NANG_LUC_SO_VA_AI}}</w:t>
       </w:r>
     </w:p>
     <w:p>
       <w:pPr>
-        <w:rPr>
-          <w:b/>
-          <w:bCs/>
-        </w:rPr>
-      </w:pPr>
-      <w:r>
-        <w:rPr>
-          <w:b/>
-          <w:bCs/>
+        <w:spacing w:before="60" w:after="60" w:line="276" w:lineRule="auto"/>
+        <w:rPr>
+          <w:rFonts w:ascii="Times New Roman" w:hAnsi="Times New Roman" w:cs="Times New Roman"/>
+          <w:b/>
+          <w:bCs/>
+          <w:color w:val="0000FF"/>
+          <w:sz w:val="28"/>
+          <w:szCs w:val="28"/>
+        </w:rPr>
+      </w:pPr>
+      <w:r>
+        <w:rPr>
+          <w:rFonts w:ascii="Times New Roman" w:hAnsi="Times New Roman" w:cs="Times New Roman"/>
+          <w:b/>
+          <w:bCs/>
+          <w:color w:val="0000FF"/>
+          <w:sz w:val="28"/>
+          <w:szCs w:val="28"/>
         </w:rPr>
         <w:t xml:space="preserve">4. Phẩm chất: </w:t>
       </w:r>
     </w:p>
     <w:p>
-      <w:r>
+      <w:pPr>
+        <w:spacing w:before="60" w:after="60" w:line="276" w:lineRule="auto"/>
+        <w:rPr>
+          <w:rFonts w:ascii="Times New Roman" w:hAnsi="Times New Roman" w:cs="Times New Roman"/>
+          <w:sz w:val="28"/>
+          <w:szCs w:val="28"/>
+        </w:rPr>
+      </w:pPr>
+      <w:r>
+        <w:rPr>
+          <w:rFonts w:ascii="Times New Roman" w:hAnsi="Times New Roman" w:cs="Times New Roman"/>
+          <w:sz w:val="28"/>
+          <w:szCs w:val="28"/>
+        </w:rPr>
         <w:t>{{PHAM_CHAT}}</w:t>
       </w:r>
     </w:p>
-    <w:p/>
-    <w:p>
-      <w:pPr>
-        <w:rPr>
-          <w:b/>
-          <w:bCs/>
-        </w:rPr>
-      </w:pPr>
-      <w:r>
-        <w:rPr>
-          <w:b/>
-          <w:bCs/>
+    <w:p>
+      <w:pPr>
+        <w:spacing w:before="60" w:after="60" w:line="276" w:lineRule="auto"/>
+        <w:rPr>
+          <w:rFonts w:ascii="Times New Roman" w:hAnsi="Times New Roman" w:cs="Times New Roman"/>
+          <w:sz w:val="28"/>
+          <w:szCs w:val="28"/>
+        </w:rPr>
+      </w:pPr>
+    </w:p>
+    <w:p>
+      <w:pPr>
+        <w:spacing w:before="60" w:after="60" w:line="276" w:lineRule="auto"/>
+        <w:rPr>
+          <w:rFonts w:ascii="Times New Roman" w:hAnsi="Times New Roman" w:cs="Times New Roman"/>
+          <w:b/>
+          <w:bCs/>
+          <w:color w:val="FF0000"/>
+          <w:sz w:val="28"/>
+          <w:szCs w:val="28"/>
+        </w:rPr>
+      </w:pPr>
+      <w:r>
+        <w:rPr>
+          <w:rFonts w:ascii="Times New Roman" w:hAnsi="Times New Roman" w:cs="Times New Roman"/>
+          <w:b/>
+          <w:bCs/>
+          <w:color w:val="FF0000"/>
+          <w:sz w:val="28"/>
+          <w:szCs w:val="28"/>
         </w:rPr>
         <w:t xml:space="preserve">II. THIẾT BỊ DẠY HỌC VÀ HỌC LIỆU </w:t>
       </w:r>
     </w:p>
     <w:p>
       <w:pPr>
-        <w:rPr>
-          <w:b/>
-          <w:bCs/>
-        </w:rPr>
-      </w:pPr>
-      <w:r>
-        <w:rPr>
-          <w:b/>
-          <w:bCs/>
+        <w:spacing w:before="60" w:after="60" w:line="276" w:lineRule="auto"/>
+        <w:rPr>
+          <w:rFonts w:ascii="Times New Roman" w:hAnsi="Times New Roman" w:cs="Times New Roman"/>
+          <w:b/>
+          <w:bCs/>
+          <w:color w:val="0000FF"/>
+          <w:sz w:val="28"/>
+          <w:szCs w:val="28"/>
+        </w:rPr>
+      </w:pPr>
+      <w:r>
+        <w:rPr>
+          <w:rFonts w:ascii="Times New Roman" w:hAnsi="Times New Roman" w:cs="Times New Roman"/>
+          <w:b/>
+          <w:bCs/>
+          <w:color w:val="0000FF"/>
+          <w:sz w:val="28"/>
+          <w:szCs w:val="28"/>
         </w:rPr>
         <w:t>1.Giáo viên:</w:t>
       </w:r>
     </w:p>
     <w:p>
-      <w:r>
+      <w:pPr>
+        <w:spacing w:before="60" w:after="60" w:line="276" w:lineRule="auto"/>
+        <w:rPr>
+          <w:rFonts w:ascii="Times New Roman" w:hAnsi="Times New Roman" w:cs="Times New Roman"/>
+          <w:sz w:val="28"/>
+          <w:szCs w:val="28"/>
+        </w:rPr>
+      </w:pPr>
+      <w:r>
+        <w:rPr>
+          <w:rFonts w:ascii="Times New Roman" w:hAnsi="Times New Roman" w:cs="Times New Roman"/>
+          <w:sz w:val="28"/>
+          <w:szCs w:val="28"/>
+        </w:rPr>
         <w:t>{{GIAO_VIEN}}</w:t>
       </w:r>
     </w:p>
     <w:p>
       <w:pPr>
-        <w:rPr>
-          <w:b/>
-          <w:bCs/>
-        </w:rPr>
-      </w:pPr>
-      <w:r>
-        <w:rPr>
-          <w:b/>
-          <w:bCs/>
+        <w:spacing w:before="60" w:after="60" w:line="276" w:lineRule="auto"/>
+        <w:rPr>
+          <w:rFonts w:ascii="Times New Roman" w:hAnsi="Times New Roman" w:cs="Times New Roman"/>
+          <w:b/>
+          <w:bCs/>
+          <w:color w:val="0000FF"/>
+          <w:sz w:val="28"/>
+          <w:szCs w:val="28"/>
+        </w:rPr>
+      </w:pPr>
+      <w:r>
+        <w:rPr>
+          <w:rFonts w:ascii="Times New Roman" w:hAnsi="Times New Roman" w:cs="Times New Roman"/>
+          <w:b/>
+          <w:bCs/>
+          <w:color w:val="0000FF"/>
+          <w:sz w:val="28"/>
+          <w:szCs w:val="28"/>
         </w:rPr>
         <w:t xml:space="preserve">2.Học sinh: </w:t>
       </w:r>
     </w:p>
     <w:p>
-      <w:r>
+      <w:pPr>
+        <w:spacing w:before="60" w:after="60" w:line="276" w:lineRule="auto"/>
+        <w:rPr>
+          <w:rFonts w:ascii="Times New Roman" w:hAnsi="Times New Roman" w:cs="Times New Roman"/>
+          <w:sz w:val="28"/>
+          <w:szCs w:val="28"/>
+        </w:rPr>
+      </w:pPr>
+      <w:r>
+        <w:rPr>
+          <w:rFonts w:ascii="Times New Roman" w:hAnsi="Times New Roman" w:cs="Times New Roman"/>
+          <w:sz w:val="28"/>
+          <w:szCs w:val="28"/>
+        </w:rPr>
         <w:t>{{HOC_SINH}}</w:t>
       </w:r>
     </w:p>
-    <w:p/>
-    <w:p>
-      <w:pPr>
-        <w:rPr>
-          <w:b/>
-          <w:bCs/>
-        </w:rPr>
-      </w:pPr>
-      <w:r>
-        <w:rPr>
-          <w:b/>
-          <w:bCs/>
+    <w:p>
+      <w:pPr>
+        <w:spacing w:before="60" w:after="60" w:line="276" w:lineRule="auto"/>
+        <w:rPr>
+          <w:rFonts w:ascii="Times New Roman" w:hAnsi="Times New Roman" w:cs="Times New Roman"/>
+          <w:sz w:val="28"/>
+          <w:szCs w:val="28"/>
+        </w:rPr>
+      </w:pPr>
+    </w:p>
+    <w:p>
+      <w:pPr>
+        <w:spacing w:before="60" w:after="60" w:line="276" w:lineRule="auto"/>
+        <w:rPr>
+          <w:rFonts w:ascii="Times New Roman" w:hAnsi="Times New Roman" w:cs="Times New Roman"/>
+          <w:b/>
+          <w:bCs/>
+          <w:color w:val="FF0000"/>
+          <w:sz w:val="28"/>
+          <w:szCs w:val="28"/>
+        </w:rPr>
+      </w:pPr>
+      <w:r>
+        <w:rPr>
+          <w:rFonts w:ascii="Times New Roman" w:hAnsi="Times New Roman" w:cs="Times New Roman"/>
+          <w:b/>
+          <w:bCs/>
+          <w:color w:val="FF0000"/>
+          <w:sz w:val="28"/>
+          <w:szCs w:val="28"/>
         </w:rPr>
         <w:t>III. TIẾN TRÌNH DẠY HỌC</w:t>
       </w:r>
     </w:p>
     <w:p>
       <w:pPr>
-        <w:rPr>
-          <w:b/>
-          <w:bCs/>
-        </w:rPr>
-      </w:pPr>
-      <w:r>
-        <w:rPr>
-          <w:b/>
-          <w:bCs/>
+        <w:spacing w:before="60" w:after="60" w:line="276" w:lineRule="auto"/>
+        <w:rPr>
+          <w:rFonts w:ascii="Times New Roman" w:hAnsi="Times New Roman" w:cs="Times New Roman"/>
+          <w:b/>
+          <w:bCs/>
+          <w:color w:val="0000FF"/>
+          <w:sz w:val="28"/>
+          <w:szCs w:val="28"/>
+        </w:rPr>
+      </w:pPr>
+      <w:r>
+        <w:rPr>
+          <w:rFonts w:ascii="Times New Roman" w:hAnsi="Times New Roman" w:cs="Times New Roman"/>
+          <w:b/>
+          <w:bCs/>
+          <w:color w:val="0000FF"/>
+          <w:sz w:val="28"/>
+          <w:szCs w:val="28"/>
         </w:rPr>
         <w:t xml:space="preserve">1. HOẠT ĐỘNG 1: MỞ ĐẦU </w:t>
       </w:r>
     </w:p>
     <w:p>
-      <w:r>
+      <w:pPr>
+        <w:spacing w:before="60" w:after="60" w:line="276" w:lineRule="auto"/>
+        <w:rPr>
+          <w:rFonts w:ascii="Times New Roman" w:hAnsi="Times New Roman" w:cs="Times New Roman"/>
+          <w:sz w:val="28"/>
+          <w:szCs w:val="28"/>
+        </w:rPr>
+      </w:pPr>
+      <w:r>
+        <w:rPr>
+          <w:rFonts w:ascii="Times New Roman" w:hAnsi="Times New Roman" w:cs="Times New Roman"/>
+          <w:sz w:val="28"/>
+          <w:szCs w:val="28"/>
+        </w:rPr>
         <w:tab/>
       </w:r>
       <w:r>
         <w:rPr>
-          <w:b/>
-          <w:bCs/>
+          <w:rFonts w:ascii="Times New Roman" w:hAnsi="Times New Roman" w:cs="Times New Roman"/>
+          <w:b/>
+          <w:bCs/>
+          <w:sz w:val="28"/>
+          <w:szCs w:val="28"/>
         </w:rPr>
         <w:t>a) Mục tiêu:</w:t>
       </w:r>
       <w:r>
+        <w:rPr>
+          <w:rFonts w:ascii="Times New Roman" w:hAnsi="Times New Roman" w:cs="Times New Roman"/>
+          <w:sz w:val="28"/>
+          <w:szCs w:val="28"/>
+        </w:rPr>
         <w:t xml:space="preserve"> </w:t>
       </w:r>
     </w:p>
     <w:p>
-      <w:r>
+      <w:pPr>
+        <w:spacing w:before="60" w:after="60" w:line="276" w:lineRule="auto"/>
+        <w:rPr>
+          <w:rFonts w:ascii="Times New Roman" w:hAnsi="Times New Roman" w:cs="Times New Roman"/>
+          <w:sz w:val="28"/>
+          <w:szCs w:val="28"/>
+        </w:rPr>
+      </w:pPr>
+      <w:r>
+        <w:rPr>
+          <w:rFonts w:ascii="Times New Roman" w:hAnsi="Times New Roman" w:cs="Times New Roman"/>
+          <w:sz w:val="28"/>
+          <w:szCs w:val="28"/>
+        </w:rPr>
         <w:t>{{MUC_TIEU}}</w:t>
       </w:r>
     </w:p>
     <w:p>
       <w:pPr>
-        <w:rPr>
-          <w:b/>
-          <w:bCs/>
-        </w:rPr>
-      </w:pPr>
-      <w:r>
+        <w:spacing w:before="60" w:after="60" w:line="276" w:lineRule="auto"/>
+        <w:rPr>
+          <w:rFonts w:ascii="Times New Roman" w:hAnsi="Times New Roman" w:cs="Times New Roman"/>
+          <w:b/>
+          <w:bCs/>
+          <w:sz w:val="28"/>
+          <w:szCs w:val="28"/>
+        </w:rPr>
+      </w:pPr>
+      <w:r>
+        <w:rPr>
+          <w:rFonts w:ascii="Times New Roman" w:hAnsi="Times New Roman" w:cs="Times New Roman"/>
+          <w:sz w:val="28"/>
+          <w:szCs w:val="28"/>
+        </w:rPr>
         <w:tab/>
       </w:r>
       <w:r>
         <w:rPr>
-          <w:b/>
-          <w:bCs/>
+          <w:rFonts w:ascii="Times New Roman" w:hAnsi="Times New Roman" w:cs="Times New Roman"/>
+          <w:b/>
+          <w:bCs/>
+          <w:sz w:val="28"/>
+          <w:szCs w:val="28"/>
         </w:rPr>
         <w:t xml:space="preserve">b) Nội dung: </w:t>
       </w:r>
     </w:p>
     <w:p>
-      <w:r>
+      <w:pPr>
+        <w:spacing w:before="60" w:after="60" w:line="276" w:lineRule="auto"/>
+        <w:rPr>
+          <w:rFonts w:ascii="Times New Roman" w:hAnsi="Times New Roman" w:cs="Times New Roman"/>
+          <w:sz w:val="28"/>
+          <w:szCs w:val="28"/>
+        </w:rPr>
+      </w:pPr>
+      <w:r>
+        <w:rPr>
+          <w:rFonts w:ascii="Times New Roman" w:hAnsi="Times New Roman" w:cs="Times New Roman"/>
+          <w:sz w:val="28"/>
+          <w:szCs w:val="28"/>
+        </w:rPr>
         <w:t>{{NOI_DUNG}}</w:t>
       </w:r>
     </w:p>
     <w:p>
       <w:pPr>
-        <w:rPr>
-          <w:b/>
-          <w:bCs/>
-        </w:rPr>
-      </w:pPr>
-      <w:r>
+        <w:spacing w:before="60" w:after="60" w:line="276" w:lineRule="auto"/>
+        <w:rPr>
+          <w:rFonts w:ascii="Times New Roman" w:hAnsi="Times New Roman" w:cs="Times New Roman"/>
+          <w:b/>
+          <w:bCs/>
+          <w:sz w:val="28"/>
+          <w:szCs w:val="28"/>
+        </w:rPr>
+      </w:pPr>
+      <w:r>
+        <w:rPr>
+          <w:rFonts w:ascii="Times New Roman" w:hAnsi="Times New Roman" w:cs="Times New Roman"/>
+          <w:sz w:val="28"/>
+          <w:szCs w:val="28"/>
+        </w:rPr>
         <w:tab/>
       </w:r>
       <w:r>
         <w:rPr>
-          <w:b/>
-          <w:bCs/>
+          <w:rFonts w:ascii="Times New Roman" w:hAnsi="Times New Roman" w:cs="Times New Roman"/>
+          <w:b/>
+          <w:bCs/>
+          <w:sz w:val="28"/>
+          <w:szCs w:val="28"/>
         </w:rPr>
         <w:t xml:space="preserve">c) Sản phẩm: </w:t>
       </w:r>
     </w:p>
     <w:p>
-      <w:r>
+      <w:pPr>
+        <w:spacing w:before="60" w:after="60" w:line="276" w:lineRule="auto"/>
+        <w:rPr>
+          <w:rFonts w:ascii="Times New Roman" w:hAnsi="Times New Roman" w:cs="Times New Roman"/>
+          <w:sz w:val="28"/>
+          <w:szCs w:val="28"/>
+        </w:rPr>
+      </w:pPr>
+      <w:r>
+        <w:rPr>
+          <w:rFonts w:ascii="Times New Roman" w:hAnsi="Times New Roman" w:cs="Times New Roman"/>
+          <w:sz w:val="28"/>
+          <w:szCs w:val="28"/>
+        </w:rPr>
         <w:t>{{SAN_PHAM}}</w:t>
       </w:r>
     </w:p>
     <w:p>
       <w:pPr>
-        <w:rPr>
-          <w:b/>
-          <w:bCs/>
-        </w:rPr>
-      </w:pPr>
-      <w:r>
-        <w:lastRenderedPageBreak/>
+        <w:spacing w:before="60" w:after="60" w:line="276" w:lineRule="auto"/>
+        <w:rPr>
+          <w:rFonts w:ascii="Times New Roman" w:hAnsi="Times New Roman" w:cs="Times New Roman"/>
+          <w:b/>
+          <w:bCs/>
+          <w:sz w:val="28"/>
+          <w:szCs w:val="28"/>
+        </w:rPr>
+      </w:pPr>
+      <w:r>
+        <w:rPr>
+          <w:rFonts w:ascii="Times New Roman" w:hAnsi="Times New Roman" w:cs="Times New Roman"/>
+          <w:sz w:val="28"/>
+          <w:szCs w:val="28"/>
+        </w:rPr>
         <w:tab/>
       </w:r>
       <w:r>
         <w:rPr>
-          <w:b/>
-          <w:bCs/>
+          <w:rFonts w:ascii="Times New Roman" w:hAnsi="Times New Roman" w:cs="Times New Roman"/>
+          <w:b/>
+          <w:bCs/>
+          <w:sz w:val="28"/>
+          <w:szCs w:val="28"/>
         </w:rPr>
         <w:t>d) Tổ chức thực hiện:</w:t>
       </w:r>
     </w:p>
     <w:p>
       <w:pPr>
-        <w:rPr>
+        <w:spacing w:before="60" w:after="60" w:line="276" w:lineRule="auto"/>
+        <w:rPr>
+          <w:rFonts w:ascii="Times New Roman" w:hAnsi="Times New Roman" w:cs="Times New Roman"/>
           <w:i/>
           <w:iCs/>
-        </w:rPr>
-      </w:pPr>
-      <w:r>
-        <w:rPr>
+          <w:sz w:val="28"/>
+          <w:szCs w:val="28"/>
+        </w:rPr>
+      </w:pPr>
+      <w:r>
+        <w:rPr>
+          <w:rFonts w:ascii="Times New Roman" w:hAnsi="Times New Roman" w:cs="Times New Roman"/>
           <w:i/>
           <w:iCs/>
-        </w:rPr>
+          <w:sz w:val="28"/>
+          <w:szCs w:val="28"/>
+        </w:rPr>
+        <w:lastRenderedPageBreak/>
         <w:t xml:space="preserve">*Chuyển giao nhiệm vụ học tập </w:t>
       </w:r>
     </w:p>
     <w:p>
-      <w:r>
+      <w:pPr>
+        <w:spacing w:before="60" w:after="60" w:line="276" w:lineRule="auto"/>
+        <w:rPr>
+          <w:rFonts w:ascii="Times New Roman" w:hAnsi="Times New Roman" w:cs="Times New Roman"/>
+          <w:sz w:val="28"/>
+          <w:szCs w:val="28"/>
+        </w:rPr>
+      </w:pPr>
+      <w:r>
+        <w:rPr>
+          <w:rFonts w:ascii="Times New Roman" w:hAnsi="Times New Roman" w:cs="Times New Roman"/>
+          <w:sz w:val="28"/>
+          <w:szCs w:val="28"/>
+        </w:rPr>
         <w:t>{{CHUYEN_GIAO_NHIEM_VU_HOC_TAP}}</w:t>
       </w:r>
     </w:p>
     <w:p>
       <w:pPr>
-        <w:rPr>
+        <w:spacing w:before="60" w:after="60" w:line="276" w:lineRule="auto"/>
+        <w:rPr>
+          <w:rFonts w:ascii="Times New Roman" w:hAnsi="Times New Roman" w:cs="Times New Roman"/>
           <w:i/>
           <w:iCs/>
-        </w:rPr>
-      </w:pPr>
-      <w:r>
-        <w:rPr>
+          <w:sz w:val="28"/>
+          <w:szCs w:val="28"/>
+        </w:rPr>
+      </w:pPr>
+      <w:r>
+        <w:rPr>
+          <w:rFonts w:ascii="Times New Roman" w:hAnsi="Times New Roman" w:cs="Times New Roman"/>
           <w:i/>
           <w:iCs/>
+          <w:sz w:val="28"/>
+          <w:szCs w:val="28"/>
         </w:rPr>
         <w:t xml:space="preserve">*Thực hiện nhiệm vụ học tập </w:t>
       </w:r>
     </w:p>
     <w:p>
-      <w:r>
+      <w:pPr>
+        <w:spacing w:before="60" w:after="60" w:line="276" w:lineRule="auto"/>
+        <w:rPr>
+          <w:rFonts w:ascii="Times New Roman" w:hAnsi="Times New Roman" w:cs="Times New Roman"/>
+          <w:sz w:val="28"/>
+          <w:szCs w:val="28"/>
+        </w:rPr>
+      </w:pPr>
+      <w:r>
+        <w:rPr>
+          <w:rFonts w:ascii="Times New Roman" w:hAnsi="Times New Roman" w:cs="Times New Roman"/>
+          <w:sz w:val="28"/>
+          <w:szCs w:val="28"/>
+        </w:rPr>
         <w:t>{{THUC_HIEN_NHIEM_VU_HOC_TAP}}</w:t>
       </w:r>
     </w:p>
     <w:p>
       <w:pPr>
-        <w:rPr>
+        <w:spacing w:before="60" w:after="60" w:line="276" w:lineRule="auto"/>
+        <w:rPr>
+          <w:rFonts w:ascii="Times New Roman" w:hAnsi="Times New Roman" w:cs="Times New Roman"/>
           <w:i/>
           <w:iCs/>
-        </w:rPr>
-      </w:pPr>
-      <w:r>
-        <w:rPr>
+          <w:sz w:val="28"/>
+          <w:szCs w:val="28"/>
+        </w:rPr>
+      </w:pPr>
+      <w:r>
+        <w:rPr>
+          <w:rFonts w:ascii="Times New Roman" w:hAnsi="Times New Roman" w:cs="Times New Roman"/>
           <w:i/>
           <w:iCs/>
+          <w:sz w:val="28"/>
+          <w:szCs w:val="28"/>
         </w:rPr>
         <w:t>*Báo cáo kết quả và thảo luận</w:t>
       </w:r>
     </w:p>
     <w:p>
-      <w:r>
+      <w:pPr>
+        <w:spacing w:before="60" w:after="60" w:line="276" w:lineRule="auto"/>
+        <w:rPr>
+          <w:rFonts w:ascii="Times New Roman" w:hAnsi="Times New Roman" w:cs="Times New Roman"/>
+          <w:sz w:val="28"/>
+          <w:szCs w:val="28"/>
+        </w:rPr>
+      </w:pPr>
+      <w:r>
+        <w:rPr>
+          <w:rFonts w:ascii="Times New Roman" w:hAnsi="Times New Roman" w:cs="Times New Roman"/>
+          <w:sz w:val="28"/>
+          <w:szCs w:val="28"/>
+        </w:rPr>
         <w:t>{{BAO_CAO_KET_QUA_VA_THAO_LUAN}}</w:t>
       </w:r>
     </w:p>
     <w:p>
       <w:pPr>
-        <w:rPr>
+        <w:spacing w:before="60" w:after="60" w:line="276" w:lineRule="auto"/>
+        <w:rPr>
+          <w:rFonts w:ascii="Times New Roman" w:hAnsi="Times New Roman" w:cs="Times New Roman"/>
           <w:i/>
           <w:iCs/>
-        </w:rPr>
-      </w:pPr>
-      <w:r>
-        <w:rPr>
+          <w:sz w:val="28"/>
+          <w:szCs w:val="28"/>
+        </w:rPr>
+      </w:pPr>
+      <w:r>
+        <w:rPr>
+          <w:rFonts w:ascii="Times New Roman" w:hAnsi="Times New Roman" w:cs="Times New Roman"/>
           <w:i/>
           <w:iCs/>
+          <w:sz w:val="28"/>
+          <w:szCs w:val="28"/>
         </w:rPr>
         <w:t xml:space="preserve">*Đánh giá kết quả </w:t>
       </w:r>
     </w:p>
     <w:p>
-      <w:r>
+      <w:pPr>
+        <w:spacing w:before="60" w:after="60" w:line="276" w:lineRule="auto"/>
+        <w:rPr>
+          <w:rFonts w:ascii="Times New Roman" w:hAnsi="Times New Roman" w:cs="Times New Roman"/>
+          <w:sz w:val="28"/>
+          <w:szCs w:val="28"/>
+        </w:rPr>
+      </w:pPr>
+      <w:r>
+        <w:rPr>
+          <w:rFonts w:ascii="Times New Roman" w:hAnsi="Times New Roman" w:cs="Times New Roman"/>
+          <w:sz w:val="28"/>
+          <w:szCs w:val="28"/>
+        </w:rPr>
         <w:t>{{DANH_GIA_KET_QUA}}</w:t>
       </w:r>
     </w:p>
-    <w:p/>
-    <w:p>
-      <w:pPr>
-        <w:rPr>
-          <w:b/>
-          <w:bCs/>
-        </w:rPr>
-      </w:pPr>
-      <w:r>
-        <w:rPr>
-          <w:b/>
-          <w:bCs/>
+    <w:p>
+      <w:pPr>
+        <w:spacing w:before="60" w:after="60" w:line="276" w:lineRule="auto"/>
+        <w:rPr>
+          <w:rFonts w:ascii="Times New Roman" w:hAnsi="Times New Roman" w:cs="Times New Roman"/>
+          <w:sz w:val="28"/>
+          <w:szCs w:val="28"/>
+        </w:rPr>
+      </w:pPr>
+    </w:p>
+    <w:p>
+      <w:pPr>
+        <w:spacing w:before="60" w:after="60" w:line="276" w:lineRule="auto"/>
+        <w:rPr>
+          <w:rFonts w:ascii="Times New Roman" w:hAnsi="Times New Roman" w:cs="Times New Roman"/>
+          <w:b/>
+          <w:bCs/>
+          <w:color w:val="0000FF"/>
+          <w:sz w:val="28"/>
+          <w:szCs w:val="28"/>
+        </w:rPr>
+      </w:pPr>
+      <w:r>
+        <w:rPr>
+          <w:rFonts w:ascii="Times New Roman" w:hAnsi="Times New Roman" w:cs="Times New Roman"/>
+          <w:b/>
+          <w:bCs/>
+          <w:color w:val="0000FF"/>
+          <w:sz w:val="28"/>
+          <w:szCs w:val="28"/>
         </w:rPr>
         <w:t xml:space="preserve">2. HOẠT ĐỘNG 2: HÌNH THÀNH KIẾN THỨC MỚI </w:t>
       </w:r>
     </w:p>
     <w:p>
       <w:pPr>
-        <w:rPr>
-          <w:b/>
-          <w:bCs/>
-        </w:rPr>
-      </w:pPr>
-      <w:r>
-        <w:rPr>
-          <w:b/>
-          <w:bCs/>
+        <w:spacing w:before="60" w:after="60" w:line="276" w:lineRule="auto"/>
+        <w:rPr>
+          <w:rFonts w:ascii="Times New Roman" w:hAnsi="Times New Roman" w:cs="Times New Roman"/>
+          <w:b/>
+          <w:bCs/>
+          <w:sz w:val="28"/>
+          <w:szCs w:val="28"/>
+        </w:rPr>
+      </w:pPr>
+      <w:r>
+        <w:rPr>
+          <w:rFonts w:ascii="Times New Roman" w:hAnsi="Times New Roman" w:cs="Times New Roman"/>
+          <w:b/>
+          <w:bCs/>
+          <w:sz w:val="28"/>
+          <w:szCs w:val="28"/>
         </w:rPr>
         <w:tab/>
         <w:t>Hoạt động 2.1. {{TEN_HOAT_DONG}}</w:t>
@@ -455,759 +994,1537 @@
     </w:p>
     <w:p>
       <w:pPr>
-        <w:rPr>
-          <w:b/>
-          <w:bCs/>
-        </w:rPr>
-      </w:pPr>
-      <w:r>
+        <w:spacing w:before="60" w:after="60" w:line="276" w:lineRule="auto"/>
+        <w:rPr>
+          <w:rFonts w:ascii="Times New Roman" w:hAnsi="Times New Roman" w:cs="Times New Roman"/>
+          <w:b/>
+          <w:bCs/>
+          <w:sz w:val="28"/>
+          <w:szCs w:val="28"/>
+        </w:rPr>
+      </w:pPr>
+      <w:r>
+        <w:rPr>
+          <w:rFonts w:ascii="Times New Roman" w:hAnsi="Times New Roman" w:cs="Times New Roman"/>
+          <w:sz w:val="28"/>
+          <w:szCs w:val="28"/>
+        </w:rPr>
         <w:tab/>
       </w:r>
       <w:r>
         <w:rPr>
-          <w:b/>
-          <w:bCs/>
+          <w:rFonts w:ascii="Times New Roman" w:hAnsi="Times New Roman" w:cs="Times New Roman"/>
+          <w:b/>
+          <w:bCs/>
+          <w:sz w:val="28"/>
+          <w:szCs w:val="28"/>
         </w:rPr>
         <w:t xml:space="preserve">a) Mục tiêu: </w:t>
       </w:r>
     </w:p>
     <w:p>
-      <w:r>
+      <w:pPr>
+        <w:spacing w:before="60" w:after="60" w:line="276" w:lineRule="auto"/>
+        <w:rPr>
+          <w:rFonts w:ascii="Times New Roman" w:hAnsi="Times New Roman" w:cs="Times New Roman"/>
+          <w:sz w:val="28"/>
+          <w:szCs w:val="28"/>
+        </w:rPr>
+      </w:pPr>
+      <w:r>
+        <w:rPr>
+          <w:rFonts w:ascii="Times New Roman" w:hAnsi="Times New Roman" w:cs="Times New Roman"/>
+          <w:sz w:val="28"/>
+          <w:szCs w:val="28"/>
+        </w:rPr>
         <w:t>{{HD1_MUC_TIEU}}</w:t>
       </w:r>
     </w:p>
     <w:p>
       <w:pPr>
-        <w:rPr>
-          <w:b/>
-          <w:bCs/>
-        </w:rPr>
-      </w:pPr>
-      <w:r>
+        <w:spacing w:before="60" w:after="60" w:line="276" w:lineRule="auto"/>
+        <w:rPr>
+          <w:rFonts w:ascii="Times New Roman" w:hAnsi="Times New Roman" w:cs="Times New Roman"/>
+          <w:b/>
+          <w:bCs/>
+          <w:sz w:val="28"/>
+          <w:szCs w:val="28"/>
+        </w:rPr>
+      </w:pPr>
+      <w:r>
+        <w:rPr>
+          <w:rFonts w:ascii="Times New Roman" w:hAnsi="Times New Roman" w:cs="Times New Roman"/>
+          <w:sz w:val="28"/>
+          <w:szCs w:val="28"/>
+        </w:rPr>
         <w:tab/>
       </w:r>
       <w:r>
         <w:rPr>
-          <w:b/>
-          <w:bCs/>
+          <w:rFonts w:ascii="Times New Roman" w:hAnsi="Times New Roman" w:cs="Times New Roman"/>
+          <w:b/>
+          <w:bCs/>
+          <w:sz w:val="28"/>
+          <w:szCs w:val="28"/>
         </w:rPr>
         <w:t xml:space="preserve">b) Nội dung: </w:t>
       </w:r>
     </w:p>
     <w:p>
-      <w:r>
+      <w:pPr>
+        <w:spacing w:before="60" w:after="60" w:line="276" w:lineRule="auto"/>
+        <w:rPr>
+          <w:rFonts w:ascii="Times New Roman" w:hAnsi="Times New Roman" w:cs="Times New Roman"/>
+          <w:sz w:val="28"/>
+          <w:szCs w:val="28"/>
+        </w:rPr>
+      </w:pPr>
+      <w:r>
+        <w:rPr>
+          <w:rFonts w:ascii="Times New Roman" w:hAnsi="Times New Roman" w:cs="Times New Roman"/>
+          <w:sz w:val="28"/>
+          <w:szCs w:val="28"/>
+        </w:rPr>
         <w:t>{{HD1_NOI_DUNG}}</w:t>
       </w:r>
     </w:p>
     <w:p>
       <w:pPr>
-        <w:rPr>
-          <w:b/>
-          <w:bCs/>
-        </w:rPr>
-      </w:pPr>
-      <w:r>
+        <w:spacing w:before="60" w:after="60" w:line="276" w:lineRule="auto"/>
+        <w:rPr>
+          <w:rFonts w:ascii="Times New Roman" w:hAnsi="Times New Roman" w:cs="Times New Roman"/>
+          <w:b/>
+          <w:bCs/>
+          <w:sz w:val="28"/>
+          <w:szCs w:val="28"/>
+        </w:rPr>
+      </w:pPr>
+      <w:r>
+        <w:rPr>
+          <w:rFonts w:ascii="Times New Roman" w:hAnsi="Times New Roman" w:cs="Times New Roman"/>
+          <w:sz w:val="28"/>
+          <w:szCs w:val="28"/>
+        </w:rPr>
         <w:tab/>
       </w:r>
       <w:r>
         <w:rPr>
-          <w:b/>
-          <w:bCs/>
+          <w:rFonts w:ascii="Times New Roman" w:hAnsi="Times New Roman" w:cs="Times New Roman"/>
+          <w:b/>
+          <w:bCs/>
+          <w:sz w:val="28"/>
+          <w:szCs w:val="28"/>
         </w:rPr>
         <w:t xml:space="preserve">c) Sản phẩm: </w:t>
       </w:r>
     </w:p>
     <w:p>
-      <w:r>
+      <w:pPr>
+        <w:spacing w:before="60" w:after="60" w:line="276" w:lineRule="auto"/>
+        <w:rPr>
+          <w:rFonts w:ascii="Times New Roman" w:hAnsi="Times New Roman" w:cs="Times New Roman"/>
+          <w:sz w:val="28"/>
+          <w:szCs w:val="28"/>
+        </w:rPr>
+      </w:pPr>
+      <w:r>
+        <w:rPr>
+          <w:rFonts w:ascii="Times New Roman" w:hAnsi="Times New Roman" w:cs="Times New Roman"/>
+          <w:sz w:val="28"/>
+          <w:szCs w:val="28"/>
+        </w:rPr>
         <w:t>{{HD1_SAN_PHAM}}</w:t>
       </w:r>
     </w:p>
     <w:p>
       <w:pPr>
-        <w:rPr>
-          <w:b/>
-          <w:bCs/>
-        </w:rPr>
-      </w:pPr>
-      <w:r>
+        <w:spacing w:before="60" w:after="60" w:line="276" w:lineRule="auto"/>
+        <w:rPr>
+          <w:rFonts w:ascii="Times New Roman" w:hAnsi="Times New Roman" w:cs="Times New Roman"/>
+          <w:b/>
+          <w:bCs/>
+          <w:sz w:val="28"/>
+          <w:szCs w:val="28"/>
+        </w:rPr>
+      </w:pPr>
+      <w:r>
+        <w:rPr>
+          <w:rFonts w:ascii="Times New Roman" w:hAnsi="Times New Roman" w:cs="Times New Roman"/>
+          <w:sz w:val="28"/>
+          <w:szCs w:val="28"/>
+        </w:rPr>
         <w:tab/>
       </w:r>
       <w:r>
         <w:rPr>
-          <w:b/>
-          <w:bCs/>
+          <w:rFonts w:ascii="Times New Roman" w:hAnsi="Times New Roman" w:cs="Times New Roman"/>
+          <w:b/>
+          <w:bCs/>
+          <w:sz w:val="28"/>
+          <w:szCs w:val="28"/>
         </w:rPr>
         <w:t xml:space="preserve">d) Tổ chức thực hiện: </w:t>
       </w:r>
     </w:p>
     <w:p>
       <w:pPr>
-        <w:rPr>
+        <w:spacing w:before="60" w:after="60" w:line="276" w:lineRule="auto"/>
+        <w:rPr>
+          <w:rFonts w:ascii="Times New Roman" w:hAnsi="Times New Roman" w:cs="Times New Roman"/>
           <w:i/>
           <w:iCs/>
-        </w:rPr>
-      </w:pPr>
-      <w:r>
-        <w:rPr>
+          <w:sz w:val="28"/>
+          <w:szCs w:val="28"/>
+        </w:rPr>
+      </w:pPr>
+      <w:r>
+        <w:rPr>
+          <w:rFonts w:ascii="Times New Roman" w:hAnsi="Times New Roman" w:cs="Times New Roman"/>
           <w:i/>
           <w:iCs/>
+          <w:sz w:val="28"/>
+          <w:szCs w:val="28"/>
         </w:rPr>
         <w:t xml:space="preserve">*Chuyển giao nhiệm vụ học tập </w:t>
       </w:r>
     </w:p>
     <w:p>
-      <w:r>
+      <w:pPr>
+        <w:spacing w:before="60" w:after="60" w:line="276" w:lineRule="auto"/>
+        <w:rPr>
+          <w:rFonts w:ascii="Times New Roman" w:hAnsi="Times New Roman" w:cs="Times New Roman"/>
+          <w:sz w:val="28"/>
+          <w:szCs w:val="28"/>
+        </w:rPr>
+      </w:pPr>
+      <w:r>
+        <w:rPr>
+          <w:rFonts w:ascii="Times New Roman" w:hAnsi="Times New Roman" w:cs="Times New Roman"/>
+          <w:sz w:val="28"/>
+          <w:szCs w:val="28"/>
+        </w:rPr>
         <w:t>{{CHUYEN_GIAO_NHIEM_VU_HOC_TAP_1}}</w:t>
       </w:r>
     </w:p>
     <w:p>
       <w:pPr>
-        <w:rPr>
+        <w:spacing w:before="60" w:after="60" w:line="276" w:lineRule="auto"/>
+        <w:rPr>
+          <w:rFonts w:ascii="Times New Roman" w:hAnsi="Times New Roman" w:cs="Times New Roman"/>
           <w:i/>
           <w:iCs/>
-        </w:rPr>
-      </w:pPr>
-      <w:r>
-        <w:rPr>
+          <w:sz w:val="28"/>
+          <w:szCs w:val="28"/>
+        </w:rPr>
+      </w:pPr>
+      <w:r>
+        <w:rPr>
+          <w:rFonts w:ascii="Times New Roman" w:hAnsi="Times New Roman" w:cs="Times New Roman"/>
           <w:i/>
           <w:iCs/>
+          <w:sz w:val="28"/>
+          <w:szCs w:val="28"/>
         </w:rPr>
         <w:t xml:space="preserve">*Thực hiện nhiệm vụ học tập </w:t>
       </w:r>
     </w:p>
     <w:p>
-      <w:r>
+      <w:pPr>
+        <w:spacing w:before="60" w:after="60" w:line="276" w:lineRule="auto"/>
+        <w:rPr>
+          <w:rFonts w:ascii="Times New Roman" w:hAnsi="Times New Roman" w:cs="Times New Roman"/>
+          <w:sz w:val="28"/>
+          <w:szCs w:val="28"/>
+        </w:rPr>
+      </w:pPr>
+      <w:r>
+        <w:rPr>
+          <w:rFonts w:ascii="Times New Roman" w:hAnsi="Times New Roman" w:cs="Times New Roman"/>
+          <w:sz w:val="28"/>
+          <w:szCs w:val="28"/>
+        </w:rPr>
         <w:t>{{THUC_HIEN_NHIEM_VU_HOC_TAP_1}}</w:t>
       </w:r>
     </w:p>
     <w:p>
       <w:pPr>
-        <w:rPr>
+        <w:spacing w:before="60" w:after="60" w:line="276" w:lineRule="auto"/>
+        <w:rPr>
+          <w:rFonts w:ascii="Times New Roman" w:hAnsi="Times New Roman" w:cs="Times New Roman"/>
           <w:i/>
           <w:iCs/>
-        </w:rPr>
-      </w:pPr>
-      <w:r>
-        <w:rPr>
+          <w:sz w:val="28"/>
+          <w:szCs w:val="28"/>
+        </w:rPr>
+      </w:pPr>
+      <w:r>
+        <w:rPr>
+          <w:rFonts w:ascii="Times New Roman" w:hAnsi="Times New Roman" w:cs="Times New Roman"/>
           <w:i/>
           <w:iCs/>
+          <w:sz w:val="28"/>
+          <w:szCs w:val="28"/>
         </w:rPr>
         <w:t xml:space="preserve">*Báo cáo kết quả và thảo luận </w:t>
       </w:r>
     </w:p>
     <w:p>
-      <w:r>
+      <w:pPr>
+        <w:spacing w:before="60" w:after="60" w:line="276" w:lineRule="auto"/>
+        <w:rPr>
+          <w:rFonts w:ascii="Times New Roman" w:hAnsi="Times New Roman" w:cs="Times New Roman"/>
+          <w:sz w:val="28"/>
+          <w:szCs w:val="28"/>
+        </w:rPr>
+      </w:pPr>
+      <w:r>
+        <w:rPr>
+          <w:rFonts w:ascii="Times New Roman" w:hAnsi="Times New Roman" w:cs="Times New Roman"/>
+          <w:sz w:val="28"/>
+          <w:szCs w:val="28"/>
+        </w:rPr>
         <w:t>{{BAO_CAO_KET_QUA_VA_THAO_LUAN_1}}</w:t>
       </w:r>
     </w:p>
     <w:p>
       <w:pPr>
-        <w:rPr>
+        <w:spacing w:before="60" w:after="60" w:line="276" w:lineRule="auto"/>
+        <w:rPr>
+          <w:rFonts w:ascii="Times New Roman" w:hAnsi="Times New Roman" w:cs="Times New Roman"/>
           <w:i/>
           <w:iCs/>
-        </w:rPr>
-      </w:pPr>
-      <w:r>
-        <w:rPr>
+          <w:sz w:val="28"/>
+          <w:szCs w:val="28"/>
+        </w:rPr>
+      </w:pPr>
+      <w:r>
+        <w:rPr>
+          <w:rFonts w:ascii="Times New Roman" w:hAnsi="Times New Roman" w:cs="Times New Roman"/>
           <w:i/>
           <w:iCs/>
+          <w:sz w:val="28"/>
+          <w:szCs w:val="28"/>
         </w:rPr>
         <w:t xml:space="preserve">* Kết luận. </w:t>
       </w:r>
     </w:p>
     <w:p>
-      <w:r>
+      <w:pPr>
+        <w:spacing w:before="60" w:after="60" w:line="276" w:lineRule="auto"/>
+        <w:rPr>
+          <w:rFonts w:ascii="Times New Roman" w:hAnsi="Times New Roman" w:cs="Times New Roman"/>
+          <w:sz w:val="28"/>
+          <w:szCs w:val="28"/>
+        </w:rPr>
+      </w:pPr>
+      <w:r>
+        <w:rPr>
+          <w:rFonts w:ascii="Times New Roman" w:hAnsi="Times New Roman" w:cs="Times New Roman"/>
+          <w:sz w:val="28"/>
+          <w:szCs w:val="28"/>
+        </w:rPr>
         <w:t>{{KET_LUAN_1}}</w:t>
       </w:r>
     </w:p>
-    <w:p/>
-    <w:p>
-      <w:pPr>
-        <w:rPr>
-          <w:b/>
-          <w:bCs/>
-        </w:rPr>
-      </w:pPr>
-      <w:r>
+    <w:p>
+      <w:pPr>
+        <w:spacing w:before="60" w:after="60" w:line="276" w:lineRule="auto"/>
+        <w:rPr>
+          <w:rFonts w:ascii="Times New Roman" w:hAnsi="Times New Roman" w:cs="Times New Roman"/>
+          <w:sz w:val="28"/>
+          <w:szCs w:val="28"/>
+        </w:rPr>
+      </w:pPr>
+    </w:p>
+    <w:p>
+      <w:pPr>
+        <w:spacing w:before="60" w:after="60" w:line="276" w:lineRule="auto"/>
+        <w:rPr>
+          <w:rFonts w:ascii="Times New Roman" w:hAnsi="Times New Roman" w:cs="Times New Roman"/>
+          <w:b/>
+          <w:bCs/>
+          <w:color w:val="0000FF"/>
+          <w:sz w:val="28"/>
+          <w:szCs w:val="28"/>
+        </w:rPr>
+      </w:pPr>
+      <w:r>
+        <w:rPr>
+          <w:rFonts w:ascii="Times New Roman" w:hAnsi="Times New Roman" w:cs="Times New Roman"/>
+          <w:sz w:val="28"/>
+          <w:szCs w:val="28"/>
+        </w:rPr>
         <w:tab/>
       </w:r>
       <w:r>
         <w:rPr>
-          <w:b/>
-          <w:bCs/>
+          <w:rFonts w:ascii="Times New Roman" w:hAnsi="Times New Roman" w:cs="Times New Roman"/>
+          <w:b/>
+          <w:bCs/>
+          <w:color w:val="0000FF"/>
+          <w:sz w:val="28"/>
+          <w:szCs w:val="28"/>
         </w:rPr>
         <w:t>Hoạt động 2.2. {{TEN_HOAT_DONG}}</w:t>
       </w:r>
     </w:p>
     <w:p>
       <w:pPr>
-        <w:rPr>
-          <w:b/>
-          <w:bCs/>
-        </w:rPr>
-      </w:pPr>
-      <w:r>
+        <w:spacing w:before="60" w:after="60" w:line="276" w:lineRule="auto"/>
+        <w:rPr>
+          <w:rFonts w:ascii="Times New Roman" w:hAnsi="Times New Roman" w:cs="Times New Roman"/>
+          <w:b/>
+          <w:bCs/>
+          <w:sz w:val="28"/>
+          <w:szCs w:val="28"/>
+        </w:rPr>
+      </w:pPr>
+      <w:r>
+        <w:rPr>
+          <w:rFonts w:ascii="Times New Roman" w:hAnsi="Times New Roman" w:cs="Times New Roman"/>
+          <w:sz w:val="28"/>
+          <w:szCs w:val="28"/>
+        </w:rPr>
         <w:tab/>
       </w:r>
       <w:r>
         <w:rPr>
-          <w:b/>
-          <w:bCs/>
+          <w:rFonts w:ascii="Times New Roman" w:hAnsi="Times New Roman" w:cs="Times New Roman"/>
+          <w:b/>
+          <w:bCs/>
+          <w:sz w:val="28"/>
+          <w:szCs w:val="28"/>
         </w:rPr>
         <w:t xml:space="preserve">a) Mục tiêu: </w:t>
       </w:r>
     </w:p>
     <w:p>
-      <w:r>
+      <w:pPr>
+        <w:spacing w:before="60" w:after="60" w:line="276" w:lineRule="auto"/>
+        <w:rPr>
+          <w:rFonts w:ascii="Times New Roman" w:hAnsi="Times New Roman" w:cs="Times New Roman"/>
+          <w:sz w:val="28"/>
+          <w:szCs w:val="28"/>
+        </w:rPr>
+      </w:pPr>
+      <w:r>
+        <w:rPr>
+          <w:rFonts w:ascii="Times New Roman" w:hAnsi="Times New Roman" w:cs="Times New Roman"/>
+          <w:sz w:val="28"/>
+          <w:szCs w:val="28"/>
+        </w:rPr>
         <w:t>{{HD2_MUC_TIEU}}</w:t>
       </w:r>
     </w:p>
     <w:p>
       <w:pPr>
-        <w:rPr>
-          <w:b/>
-          <w:bCs/>
-        </w:rPr>
-      </w:pPr>
-      <w:r>
+        <w:spacing w:before="60" w:after="60" w:line="276" w:lineRule="auto"/>
+        <w:rPr>
+          <w:rFonts w:ascii="Times New Roman" w:hAnsi="Times New Roman" w:cs="Times New Roman"/>
+          <w:b/>
+          <w:bCs/>
+          <w:sz w:val="28"/>
+          <w:szCs w:val="28"/>
+        </w:rPr>
+      </w:pPr>
+      <w:r>
+        <w:rPr>
+          <w:rFonts w:ascii="Times New Roman" w:hAnsi="Times New Roman" w:cs="Times New Roman"/>
+          <w:sz w:val="28"/>
+          <w:szCs w:val="28"/>
+        </w:rPr>
         <w:tab/>
       </w:r>
       <w:r>
         <w:rPr>
-          <w:b/>
-          <w:bCs/>
+          <w:rFonts w:ascii="Times New Roman" w:hAnsi="Times New Roman" w:cs="Times New Roman"/>
+          <w:b/>
+          <w:bCs/>
+          <w:sz w:val="28"/>
+          <w:szCs w:val="28"/>
         </w:rPr>
         <w:t xml:space="preserve">b) Nội dung: </w:t>
       </w:r>
     </w:p>
     <w:p>
-      <w:r>
+      <w:pPr>
+        <w:spacing w:before="60" w:after="60" w:line="276" w:lineRule="auto"/>
+        <w:rPr>
+          <w:rFonts w:ascii="Times New Roman" w:hAnsi="Times New Roman" w:cs="Times New Roman"/>
+          <w:sz w:val="28"/>
+          <w:szCs w:val="28"/>
+        </w:rPr>
+      </w:pPr>
+      <w:r>
+        <w:rPr>
+          <w:rFonts w:ascii="Times New Roman" w:hAnsi="Times New Roman" w:cs="Times New Roman"/>
+          <w:sz w:val="28"/>
+          <w:szCs w:val="28"/>
+        </w:rPr>
         <w:t>{{HD2_NOI_DUNG}}</w:t>
       </w:r>
     </w:p>
     <w:p>
       <w:pPr>
-        <w:rPr>
-          <w:b/>
-          <w:bCs/>
-        </w:rPr>
-      </w:pPr>
-      <w:r>
+        <w:spacing w:before="60" w:after="60" w:line="276" w:lineRule="auto"/>
+        <w:rPr>
+          <w:rFonts w:ascii="Times New Roman" w:hAnsi="Times New Roman" w:cs="Times New Roman"/>
+          <w:b/>
+          <w:bCs/>
+          <w:sz w:val="28"/>
+          <w:szCs w:val="28"/>
+        </w:rPr>
+      </w:pPr>
+      <w:r>
+        <w:rPr>
+          <w:rFonts w:ascii="Times New Roman" w:hAnsi="Times New Roman" w:cs="Times New Roman"/>
+          <w:sz w:val="28"/>
+          <w:szCs w:val="28"/>
+        </w:rPr>
         <w:tab/>
       </w:r>
       <w:r>
         <w:rPr>
-          <w:b/>
-          <w:bCs/>
+          <w:rFonts w:ascii="Times New Roman" w:hAnsi="Times New Roman" w:cs="Times New Roman"/>
+          <w:b/>
+          <w:bCs/>
+          <w:sz w:val="28"/>
+          <w:szCs w:val="28"/>
         </w:rPr>
         <w:t xml:space="preserve">c) Sản phẩm: </w:t>
       </w:r>
     </w:p>
     <w:p>
-      <w:r>
-        <w:lastRenderedPageBreak/>
+      <w:pPr>
+        <w:spacing w:before="60" w:after="60" w:line="276" w:lineRule="auto"/>
+        <w:rPr>
+          <w:rFonts w:ascii="Times New Roman" w:hAnsi="Times New Roman" w:cs="Times New Roman"/>
+          <w:sz w:val="28"/>
+          <w:szCs w:val="28"/>
+        </w:rPr>
+      </w:pPr>
+      <w:r>
+        <w:rPr>
+          <w:rFonts w:ascii="Times New Roman" w:hAnsi="Times New Roman" w:cs="Times New Roman"/>
+          <w:sz w:val="28"/>
+          <w:szCs w:val="28"/>
+        </w:rPr>
         <w:t>{{HD2_SAN_PHAM}}</w:t>
       </w:r>
     </w:p>
     <w:p>
       <w:pPr>
-        <w:rPr>
-          <w:b/>
-          <w:bCs/>
-        </w:rPr>
-      </w:pPr>
-      <w:r>
+        <w:spacing w:before="60" w:after="60" w:line="276" w:lineRule="auto"/>
+        <w:rPr>
+          <w:rFonts w:ascii="Times New Roman" w:hAnsi="Times New Roman" w:cs="Times New Roman"/>
+          <w:b/>
+          <w:bCs/>
+          <w:sz w:val="28"/>
+          <w:szCs w:val="28"/>
+        </w:rPr>
+      </w:pPr>
+      <w:r>
+        <w:rPr>
+          <w:rFonts w:ascii="Times New Roman" w:hAnsi="Times New Roman" w:cs="Times New Roman"/>
+          <w:sz w:val="28"/>
+          <w:szCs w:val="28"/>
+        </w:rPr>
         <w:tab/>
       </w:r>
       <w:r>
         <w:rPr>
-          <w:b/>
-          <w:bCs/>
+          <w:rFonts w:ascii="Times New Roman" w:hAnsi="Times New Roman" w:cs="Times New Roman"/>
+          <w:b/>
+          <w:bCs/>
+          <w:sz w:val="28"/>
+          <w:szCs w:val="28"/>
         </w:rPr>
         <w:t xml:space="preserve">d) Tổ chức thực hiện: </w:t>
       </w:r>
     </w:p>
     <w:p>
       <w:pPr>
-        <w:rPr>
+        <w:spacing w:before="60" w:after="60" w:line="276" w:lineRule="auto"/>
+        <w:rPr>
+          <w:rFonts w:ascii="Times New Roman" w:hAnsi="Times New Roman" w:cs="Times New Roman"/>
           <w:i/>
           <w:iCs/>
-        </w:rPr>
-      </w:pPr>
-      <w:r>
-        <w:rPr>
+          <w:sz w:val="28"/>
+          <w:szCs w:val="28"/>
+        </w:rPr>
+      </w:pPr>
+      <w:r>
+        <w:rPr>
+          <w:rFonts w:ascii="Times New Roman" w:hAnsi="Times New Roman" w:cs="Times New Roman"/>
           <w:i/>
           <w:iCs/>
+          <w:sz w:val="28"/>
+          <w:szCs w:val="28"/>
         </w:rPr>
         <w:t>*Chuyển giao nhiệm vụ học tập</w:t>
       </w:r>
     </w:p>
     <w:p>
-      <w:r>
+      <w:pPr>
+        <w:spacing w:before="60" w:after="60" w:line="276" w:lineRule="auto"/>
+        <w:rPr>
+          <w:rFonts w:ascii="Times New Roman" w:hAnsi="Times New Roman" w:cs="Times New Roman"/>
+          <w:sz w:val="28"/>
+          <w:szCs w:val="28"/>
+        </w:rPr>
+      </w:pPr>
+      <w:r>
+        <w:rPr>
+          <w:rFonts w:ascii="Times New Roman" w:hAnsi="Times New Roman" w:cs="Times New Roman"/>
+          <w:sz w:val="28"/>
+          <w:szCs w:val="28"/>
+        </w:rPr>
+        <w:lastRenderedPageBreak/>
         <w:t>{{HD2_CHUYEN_GIAO_NHIEM_VU_HOC_TAP}}</w:t>
       </w:r>
     </w:p>
     <w:p>
       <w:pPr>
-        <w:rPr>
+        <w:spacing w:before="60" w:after="60" w:line="276" w:lineRule="auto"/>
+        <w:rPr>
+          <w:rFonts w:ascii="Times New Roman" w:hAnsi="Times New Roman" w:cs="Times New Roman"/>
           <w:i/>
           <w:iCs/>
-        </w:rPr>
-      </w:pPr>
-      <w:r>
-        <w:rPr>
+          <w:sz w:val="28"/>
+          <w:szCs w:val="28"/>
+        </w:rPr>
+      </w:pPr>
+      <w:r>
+        <w:rPr>
+          <w:rFonts w:ascii="Times New Roman" w:hAnsi="Times New Roman" w:cs="Times New Roman"/>
           <w:i/>
           <w:iCs/>
+          <w:sz w:val="28"/>
+          <w:szCs w:val="28"/>
         </w:rPr>
         <w:t xml:space="preserve">*Thực hiện nhiệm vụ học tập </w:t>
       </w:r>
     </w:p>
     <w:p>
-      <w:r>
+      <w:pPr>
+        <w:spacing w:before="60" w:after="60" w:line="276" w:lineRule="auto"/>
+        <w:rPr>
+          <w:rFonts w:ascii="Times New Roman" w:hAnsi="Times New Roman" w:cs="Times New Roman"/>
+          <w:sz w:val="28"/>
+          <w:szCs w:val="28"/>
+        </w:rPr>
+      </w:pPr>
+      <w:r>
+        <w:rPr>
+          <w:rFonts w:ascii="Times New Roman" w:hAnsi="Times New Roman" w:cs="Times New Roman"/>
+          <w:sz w:val="28"/>
+          <w:szCs w:val="28"/>
+        </w:rPr>
         <w:t>{{HD2_THUC_HIEN_NHIEM_VU_HOC_TAP}}</w:t>
       </w:r>
     </w:p>
     <w:p>
       <w:pPr>
-        <w:rPr>
+        <w:spacing w:before="60" w:after="60" w:line="276" w:lineRule="auto"/>
+        <w:rPr>
+          <w:rFonts w:ascii="Times New Roman" w:hAnsi="Times New Roman" w:cs="Times New Roman"/>
           <w:i/>
           <w:iCs/>
-        </w:rPr>
-      </w:pPr>
-      <w:r>
-        <w:rPr>
+          <w:sz w:val="28"/>
+          <w:szCs w:val="28"/>
+        </w:rPr>
+      </w:pPr>
+      <w:r>
+        <w:rPr>
+          <w:rFonts w:ascii="Times New Roman" w:hAnsi="Times New Roman" w:cs="Times New Roman"/>
           <w:i/>
           <w:iCs/>
+          <w:sz w:val="28"/>
+          <w:szCs w:val="28"/>
         </w:rPr>
         <w:t xml:space="preserve">*Báo cáo kết quả và thảo luận </w:t>
       </w:r>
     </w:p>
     <w:p>
-      <w:r>
+      <w:pPr>
+        <w:spacing w:before="60" w:after="60" w:line="276" w:lineRule="auto"/>
+        <w:rPr>
+          <w:rFonts w:ascii="Times New Roman" w:hAnsi="Times New Roman" w:cs="Times New Roman"/>
+          <w:sz w:val="28"/>
+          <w:szCs w:val="28"/>
+        </w:rPr>
+      </w:pPr>
+      <w:r>
+        <w:rPr>
+          <w:rFonts w:ascii="Times New Roman" w:hAnsi="Times New Roman" w:cs="Times New Roman"/>
+          <w:sz w:val="28"/>
+          <w:szCs w:val="28"/>
+        </w:rPr>
         <w:t>{{HD2_BAO_CAO_KET_QUA_VA_THAO_LUAN}}</w:t>
       </w:r>
     </w:p>
     <w:p>
       <w:pPr>
-        <w:rPr>
+        <w:spacing w:before="60" w:after="60" w:line="276" w:lineRule="auto"/>
+        <w:rPr>
+          <w:rFonts w:ascii="Times New Roman" w:hAnsi="Times New Roman" w:cs="Times New Roman"/>
           <w:i/>
           <w:iCs/>
-        </w:rPr>
-      </w:pPr>
-      <w:r>
-        <w:rPr>
+          <w:sz w:val="28"/>
+          <w:szCs w:val="28"/>
+        </w:rPr>
+      </w:pPr>
+      <w:r>
+        <w:rPr>
+          <w:rFonts w:ascii="Times New Roman" w:hAnsi="Times New Roman" w:cs="Times New Roman"/>
           <w:i/>
           <w:iCs/>
+          <w:sz w:val="28"/>
+          <w:szCs w:val="28"/>
         </w:rPr>
         <w:t xml:space="preserve">* Kết luận. </w:t>
       </w:r>
     </w:p>
     <w:p>
-      <w:r>
+      <w:pPr>
+        <w:spacing w:before="60" w:after="60" w:line="276" w:lineRule="auto"/>
+        <w:rPr>
+          <w:rFonts w:ascii="Times New Roman" w:hAnsi="Times New Roman" w:cs="Times New Roman"/>
+          <w:sz w:val="28"/>
+          <w:szCs w:val="28"/>
+        </w:rPr>
+      </w:pPr>
+      <w:r>
+        <w:rPr>
+          <w:rFonts w:ascii="Times New Roman" w:hAnsi="Times New Roman" w:cs="Times New Roman"/>
+          <w:sz w:val="28"/>
+          <w:szCs w:val="28"/>
+        </w:rPr>
         <w:t>{{HD2_KET_LUAN}}</w:t>
       </w:r>
     </w:p>
-    <w:p/>
-    <w:p>
-      <w:pPr>
-        <w:rPr>
-          <w:b/>
-          <w:bCs/>
-        </w:rPr>
-      </w:pPr>
-      <w:r>
-        <w:rPr>
-          <w:b/>
-          <w:bCs/>
-        </w:rPr>
-        <w:t xml:space="preserve">3. HOẠT ĐỘNG 3: LUYỆN TẬP.  </w:t>
-      </w:r>
-    </w:p>
-    <w:p>
-      <w:pPr>
-        <w:rPr>
-          <w:b/>
-          <w:bCs/>
-        </w:rPr>
-      </w:pPr>
-      <w:r>
-        <w:rPr>
-          <w:b/>
-          <w:bCs/>
+    <w:p>
+      <w:pPr>
+        <w:spacing w:before="60" w:after="60" w:line="276" w:lineRule="auto"/>
+        <w:rPr>
+          <w:rFonts w:ascii="Times New Roman" w:hAnsi="Times New Roman" w:cs="Times New Roman"/>
+          <w:sz w:val="28"/>
+          <w:szCs w:val="28"/>
+        </w:rPr>
+      </w:pPr>
+    </w:p>
+    <w:p>
+      <w:pPr>
+        <w:spacing w:before="60" w:after="60" w:line="276" w:lineRule="auto"/>
+        <w:rPr>
+          <w:rFonts w:ascii="Times New Roman" w:hAnsi="Times New Roman" w:cs="Times New Roman"/>
+          <w:b/>
+          <w:bCs/>
+          <w:sz w:val="28"/>
+          <w:szCs w:val="28"/>
+        </w:rPr>
+      </w:pPr>
+      <w:r>
+        <w:rPr>
+          <w:rFonts w:ascii="Times New Roman" w:hAnsi="Times New Roman" w:cs="Times New Roman"/>
+          <w:b/>
+          <w:bCs/>
+          <w:color w:val="0000FF"/>
+          <w:sz w:val="28"/>
+          <w:szCs w:val="28"/>
+        </w:rPr>
+        <w:t>3. HOẠT ĐỘNG 3: LUYỆN TẬP.</w:t>
+      </w:r>
+      <w:r>
+        <w:rPr>
+          <w:rFonts w:ascii="Times New Roman" w:hAnsi="Times New Roman" w:cs="Times New Roman"/>
+          <w:b/>
+          <w:bCs/>
+          <w:sz w:val="28"/>
+          <w:szCs w:val="28"/>
+        </w:rPr>
+        <w:t xml:space="preserve">  </w:t>
+      </w:r>
+    </w:p>
+    <w:p>
+      <w:pPr>
+        <w:spacing w:before="60" w:after="60" w:line="276" w:lineRule="auto"/>
+        <w:rPr>
+          <w:rFonts w:ascii="Times New Roman" w:hAnsi="Times New Roman" w:cs="Times New Roman"/>
+          <w:b/>
+          <w:bCs/>
+          <w:sz w:val="28"/>
+          <w:szCs w:val="28"/>
+        </w:rPr>
+      </w:pPr>
+      <w:r>
+        <w:rPr>
+          <w:rFonts w:ascii="Times New Roman" w:hAnsi="Times New Roman" w:cs="Times New Roman"/>
+          <w:b/>
+          <w:bCs/>
+          <w:sz w:val="28"/>
+          <w:szCs w:val="28"/>
         </w:rPr>
         <w:tab/>
         <w:t xml:space="preserve">a) Mục tiêu: </w:t>
       </w:r>
     </w:p>
     <w:p>
-      <w:r>
+      <w:pPr>
+        <w:spacing w:before="60" w:after="60" w:line="276" w:lineRule="auto"/>
+        <w:rPr>
+          <w:rFonts w:ascii="Times New Roman" w:hAnsi="Times New Roman" w:cs="Times New Roman"/>
+          <w:sz w:val="28"/>
+          <w:szCs w:val="28"/>
+        </w:rPr>
+      </w:pPr>
+      <w:r>
+        <w:rPr>
+          <w:rFonts w:ascii="Times New Roman" w:hAnsi="Times New Roman" w:cs="Times New Roman"/>
+          <w:sz w:val="28"/>
+          <w:szCs w:val="28"/>
+        </w:rPr>
         <w:t>{{LT_MUC_TIEU}}</w:t>
       </w:r>
     </w:p>
     <w:p>
       <w:pPr>
-        <w:rPr>
-          <w:b/>
-          <w:bCs/>
-        </w:rPr>
-      </w:pPr>
-      <w:r>
+        <w:spacing w:before="60" w:after="60" w:line="276" w:lineRule="auto"/>
+        <w:rPr>
+          <w:rFonts w:ascii="Times New Roman" w:hAnsi="Times New Roman" w:cs="Times New Roman"/>
+          <w:b/>
+          <w:bCs/>
+          <w:sz w:val="28"/>
+          <w:szCs w:val="28"/>
+        </w:rPr>
+      </w:pPr>
+      <w:r>
+        <w:rPr>
+          <w:rFonts w:ascii="Times New Roman" w:hAnsi="Times New Roman" w:cs="Times New Roman"/>
+          <w:sz w:val="28"/>
+          <w:szCs w:val="28"/>
+        </w:rPr>
         <w:tab/>
       </w:r>
       <w:r>
         <w:rPr>
-          <w:b/>
-          <w:bCs/>
+          <w:rFonts w:ascii="Times New Roman" w:hAnsi="Times New Roman" w:cs="Times New Roman"/>
+          <w:b/>
+          <w:bCs/>
+          <w:sz w:val="28"/>
+          <w:szCs w:val="28"/>
         </w:rPr>
         <w:t xml:space="preserve">b) Nội dung: </w:t>
       </w:r>
     </w:p>
     <w:p>
-      <w:r>
+      <w:pPr>
+        <w:spacing w:before="60" w:after="60" w:line="276" w:lineRule="auto"/>
+        <w:rPr>
+          <w:rFonts w:ascii="Times New Roman" w:hAnsi="Times New Roman" w:cs="Times New Roman"/>
+          <w:sz w:val="28"/>
+          <w:szCs w:val="28"/>
+        </w:rPr>
+      </w:pPr>
+      <w:r>
+        <w:rPr>
+          <w:rFonts w:ascii="Times New Roman" w:hAnsi="Times New Roman" w:cs="Times New Roman"/>
+          <w:sz w:val="28"/>
+          <w:szCs w:val="28"/>
+        </w:rPr>
         <w:t>{{LT_NOI_DUNG}}</w:t>
       </w:r>
     </w:p>
     <w:p>
       <w:pPr>
-        <w:rPr>
-          <w:b/>
-          <w:bCs/>
-        </w:rPr>
-      </w:pPr>
-      <w:r>
+        <w:spacing w:before="60" w:after="60" w:line="276" w:lineRule="auto"/>
+        <w:rPr>
+          <w:rFonts w:ascii="Times New Roman" w:hAnsi="Times New Roman" w:cs="Times New Roman"/>
+          <w:b/>
+          <w:bCs/>
+          <w:sz w:val="28"/>
+          <w:szCs w:val="28"/>
+        </w:rPr>
+      </w:pPr>
+      <w:r>
+        <w:rPr>
+          <w:rFonts w:ascii="Times New Roman" w:hAnsi="Times New Roman" w:cs="Times New Roman"/>
+          <w:sz w:val="28"/>
+          <w:szCs w:val="28"/>
+        </w:rPr>
         <w:tab/>
       </w:r>
       <w:r>
         <w:rPr>
-          <w:b/>
-          <w:bCs/>
+          <w:rFonts w:ascii="Times New Roman" w:hAnsi="Times New Roman" w:cs="Times New Roman"/>
+          <w:b/>
+          <w:bCs/>
+          <w:sz w:val="28"/>
+          <w:szCs w:val="28"/>
         </w:rPr>
         <w:t xml:space="preserve">c) Sản phẩm: </w:t>
       </w:r>
     </w:p>
     <w:p>
-      <w:r>
+      <w:pPr>
+        <w:spacing w:before="60" w:after="60" w:line="276" w:lineRule="auto"/>
+        <w:rPr>
+          <w:rFonts w:ascii="Times New Roman" w:hAnsi="Times New Roman" w:cs="Times New Roman"/>
+          <w:sz w:val="28"/>
+          <w:szCs w:val="28"/>
+        </w:rPr>
+      </w:pPr>
+      <w:r>
+        <w:rPr>
+          <w:rFonts w:ascii="Times New Roman" w:hAnsi="Times New Roman" w:cs="Times New Roman"/>
+          <w:sz w:val="28"/>
+          <w:szCs w:val="28"/>
+        </w:rPr>
         <w:t>{{LT_SAN_PHAM}}</w:t>
       </w:r>
     </w:p>
     <w:p>
       <w:pPr>
-        <w:rPr>
-          <w:b/>
-          <w:bCs/>
-        </w:rPr>
-      </w:pPr>
-      <w:r>
+        <w:spacing w:before="60" w:after="60" w:line="276" w:lineRule="auto"/>
+        <w:rPr>
+          <w:rFonts w:ascii="Times New Roman" w:hAnsi="Times New Roman" w:cs="Times New Roman"/>
+          <w:b/>
+          <w:bCs/>
+          <w:sz w:val="28"/>
+          <w:szCs w:val="28"/>
+        </w:rPr>
+      </w:pPr>
+      <w:r>
+        <w:rPr>
+          <w:rFonts w:ascii="Times New Roman" w:hAnsi="Times New Roman" w:cs="Times New Roman"/>
+          <w:sz w:val="28"/>
+          <w:szCs w:val="28"/>
+        </w:rPr>
         <w:tab/>
       </w:r>
       <w:r>
         <w:rPr>
-          <w:b/>
-          <w:bCs/>
+          <w:rFonts w:ascii="Times New Roman" w:hAnsi="Times New Roman" w:cs="Times New Roman"/>
+          <w:b/>
+          <w:bCs/>
+          <w:sz w:val="28"/>
+          <w:szCs w:val="28"/>
         </w:rPr>
         <w:t>d) Tổ chức thực hiện:</w:t>
       </w:r>
     </w:p>
     <w:p>
       <w:pPr>
-        <w:rPr>
+        <w:spacing w:before="60" w:after="60" w:line="276" w:lineRule="auto"/>
+        <w:rPr>
+          <w:rFonts w:ascii="Times New Roman" w:hAnsi="Times New Roman" w:cs="Times New Roman"/>
           <w:i/>
           <w:iCs/>
-        </w:rPr>
-      </w:pPr>
-      <w:r>
-        <w:rPr>
+          <w:sz w:val="28"/>
+          <w:szCs w:val="28"/>
+        </w:rPr>
+      </w:pPr>
+      <w:r>
+        <w:rPr>
+          <w:rFonts w:ascii="Times New Roman" w:hAnsi="Times New Roman" w:cs="Times New Roman"/>
           <w:i/>
           <w:iCs/>
+          <w:sz w:val="28"/>
+          <w:szCs w:val="28"/>
         </w:rPr>
         <w:t>*Chuyển giao nhiệm vụ học tập</w:t>
       </w:r>
     </w:p>
     <w:p>
-      <w:r>
+      <w:pPr>
+        <w:spacing w:before="60" w:after="60" w:line="276" w:lineRule="auto"/>
+        <w:rPr>
+          <w:rFonts w:ascii="Times New Roman" w:hAnsi="Times New Roman" w:cs="Times New Roman"/>
+          <w:sz w:val="28"/>
+          <w:szCs w:val="28"/>
+        </w:rPr>
+      </w:pPr>
+      <w:r>
+        <w:rPr>
+          <w:rFonts w:ascii="Times New Roman" w:hAnsi="Times New Roman" w:cs="Times New Roman"/>
+          <w:sz w:val="28"/>
+          <w:szCs w:val="28"/>
+        </w:rPr>
         <w:t>{{CHUYEN_GIAO_NHIEM_VU_HOC_TAP_LT}}</w:t>
       </w:r>
     </w:p>
     <w:p>
       <w:pPr>
-        <w:rPr>
+        <w:spacing w:before="60" w:after="60" w:line="276" w:lineRule="auto"/>
+        <w:rPr>
+          <w:rFonts w:ascii="Times New Roman" w:hAnsi="Times New Roman" w:cs="Times New Roman"/>
           <w:i/>
           <w:iCs/>
-        </w:rPr>
-      </w:pPr>
-      <w:r>
-        <w:rPr>
+          <w:sz w:val="28"/>
+          <w:szCs w:val="28"/>
+        </w:rPr>
+      </w:pPr>
+      <w:r>
+        <w:rPr>
+          <w:rFonts w:ascii="Times New Roman" w:hAnsi="Times New Roman" w:cs="Times New Roman"/>
           <w:i/>
           <w:iCs/>
+          <w:sz w:val="28"/>
+          <w:szCs w:val="28"/>
         </w:rPr>
         <w:t xml:space="preserve">*Thực hiện nhiệm vụ học tập </w:t>
       </w:r>
     </w:p>
     <w:p>
-      <w:r>
+      <w:pPr>
+        <w:spacing w:before="60" w:after="60" w:line="276" w:lineRule="auto"/>
+        <w:rPr>
+          <w:rFonts w:ascii="Times New Roman" w:hAnsi="Times New Roman" w:cs="Times New Roman"/>
+          <w:sz w:val="28"/>
+          <w:szCs w:val="28"/>
+        </w:rPr>
+      </w:pPr>
+      <w:r>
+        <w:rPr>
+          <w:rFonts w:ascii="Times New Roman" w:hAnsi="Times New Roman" w:cs="Times New Roman"/>
+          <w:sz w:val="28"/>
+          <w:szCs w:val="28"/>
+        </w:rPr>
         <w:t>{{LT_THUC_HIEN_NHIEM_VU_HOC_TAP}}</w:t>
       </w:r>
     </w:p>
     <w:p>
       <w:pPr>
-        <w:rPr>
+        <w:spacing w:before="60" w:after="60" w:line="276" w:lineRule="auto"/>
+        <w:rPr>
+          <w:rFonts w:ascii="Times New Roman" w:hAnsi="Times New Roman" w:cs="Times New Roman"/>
           <w:i/>
           <w:iCs/>
-        </w:rPr>
-      </w:pPr>
-      <w:r>
-        <w:rPr>
+          <w:sz w:val="28"/>
+          <w:szCs w:val="28"/>
+        </w:rPr>
+      </w:pPr>
+      <w:r>
+        <w:rPr>
+          <w:rFonts w:ascii="Times New Roman" w:hAnsi="Times New Roman" w:cs="Times New Roman"/>
           <w:i/>
           <w:iCs/>
+          <w:sz w:val="28"/>
+          <w:szCs w:val="28"/>
         </w:rPr>
         <w:t xml:space="preserve">*Báo cáo kết quả và thảo luận </w:t>
       </w:r>
     </w:p>
     <w:p>
-      <w:r>
+      <w:pPr>
+        <w:spacing w:before="60" w:after="60" w:line="276" w:lineRule="auto"/>
+        <w:rPr>
+          <w:rFonts w:ascii="Times New Roman" w:hAnsi="Times New Roman" w:cs="Times New Roman"/>
+          <w:sz w:val="28"/>
+          <w:szCs w:val="28"/>
+        </w:rPr>
+      </w:pPr>
+      <w:r>
+        <w:rPr>
+          <w:rFonts w:ascii="Times New Roman" w:hAnsi="Times New Roman" w:cs="Times New Roman"/>
+          <w:sz w:val="28"/>
+          <w:szCs w:val="28"/>
+        </w:rPr>
         <w:t>{{LT_BAO_CAO_KET_QUA_VA_THAO_LUAN}}</w:t>
       </w:r>
     </w:p>
     <w:p>
       <w:pPr>
-        <w:rPr>
+        <w:spacing w:before="60" w:after="60" w:line="276" w:lineRule="auto"/>
+        <w:rPr>
+          <w:rFonts w:ascii="Times New Roman" w:hAnsi="Times New Roman" w:cs="Times New Roman"/>
           <w:i/>
           <w:iCs/>
-        </w:rPr>
-      </w:pPr>
-      <w:r>
-        <w:rPr>
+          <w:sz w:val="28"/>
+          <w:szCs w:val="28"/>
+        </w:rPr>
+      </w:pPr>
+      <w:r>
+        <w:rPr>
+          <w:rFonts w:ascii="Times New Roman" w:hAnsi="Times New Roman" w:cs="Times New Roman"/>
           <w:i/>
           <w:iCs/>
+          <w:sz w:val="28"/>
+          <w:szCs w:val="28"/>
         </w:rPr>
         <w:t xml:space="preserve">* Kết luận. </w:t>
       </w:r>
     </w:p>
     <w:p>
-      <w:r>
+      <w:pPr>
+        <w:spacing w:before="60" w:after="60" w:line="276" w:lineRule="auto"/>
+        <w:rPr>
+          <w:rFonts w:ascii="Times New Roman" w:hAnsi="Times New Roman" w:cs="Times New Roman"/>
+          <w:sz w:val="28"/>
+          <w:szCs w:val="28"/>
+        </w:rPr>
+      </w:pPr>
+      <w:r>
+        <w:rPr>
+          <w:rFonts w:ascii="Times New Roman" w:hAnsi="Times New Roman" w:cs="Times New Roman"/>
+          <w:sz w:val="28"/>
+          <w:szCs w:val="28"/>
+        </w:rPr>
         <w:t>{{LT_KET_LUAN}}</w:t>
       </w:r>
     </w:p>
-    <w:p/>
-    <w:p>
-      <w:pPr>
-        <w:rPr>
-          <w:b/>
-          <w:bCs/>
-        </w:rPr>
-      </w:pPr>
-      <w:r>
-        <w:rPr>
-          <w:b/>
-          <w:bCs/>
+    <w:p>
+      <w:pPr>
+        <w:spacing w:before="60" w:after="60" w:line="276" w:lineRule="auto"/>
+        <w:rPr>
+          <w:rFonts w:ascii="Times New Roman" w:hAnsi="Times New Roman" w:cs="Times New Roman"/>
+          <w:sz w:val="28"/>
+          <w:szCs w:val="28"/>
+        </w:rPr>
+      </w:pPr>
+    </w:p>
+    <w:p>
+      <w:pPr>
+        <w:spacing w:before="60" w:after="60" w:line="276" w:lineRule="auto"/>
+        <w:rPr>
+          <w:rFonts w:ascii="Times New Roman" w:hAnsi="Times New Roman" w:cs="Times New Roman"/>
+          <w:b/>
+          <w:bCs/>
+          <w:color w:val="0000FF"/>
+          <w:sz w:val="28"/>
+          <w:szCs w:val="28"/>
+        </w:rPr>
+      </w:pPr>
+      <w:r>
+        <w:rPr>
+          <w:rFonts w:ascii="Times New Roman" w:hAnsi="Times New Roman" w:cs="Times New Roman"/>
+          <w:b/>
+          <w:bCs/>
+          <w:color w:val="0000FF"/>
+          <w:sz w:val="28"/>
+          <w:szCs w:val="28"/>
         </w:rPr>
         <w:t xml:space="preserve">4. HOẠT ĐỘNG 4: VẬN DỤNG </w:t>
       </w:r>
     </w:p>
     <w:p>
       <w:pPr>
-        <w:rPr>
-          <w:b/>
-          <w:bCs/>
-        </w:rPr>
-      </w:pPr>
-      <w:r>
-        <w:rPr>
-          <w:b/>
-          <w:bCs/>
+        <w:spacing w:before="60" w:after="60" w:line="276" w:lineRule="auto"/>
+        <w:rPr>
+          <w:rFonts w:ascii="Times New Roman" w:hAnsi="Times New Roman" w:cs="Times New Roman"/>
+          <w:b/>
+          <w:bCs/>
+          <w:sz w:val="28"/>
+          <w:szCs w:val="28"/>
+        </w:rPr>
+      </w:pPr>
+      <w:r>
+        <w:rPr>
+          <w:rFonts w:ascii="Times New Roman" w:hAnsi="Times New Roman" w:cs="Times New Roman"/>
+          <w:b/>
+          <w:bCs/>
+          <w:sz w:val="28"/>
+          <w:szCs w:val="28"/>
         </w:rPr>
         <w:tab/>
         <w:t xml:space="preserve">a) Mục tiêu: </w:t>
       </w:r>
     </w:p>
     <w:p>
-      <w:r>
+      <w:pPr>
+        <w:spacing w:before="60" w:after="60" w:line="276" w:lineRule="auto"/>
+        <w:rPr>
+          <w:rFonts w:ascii="Times New Roman" w:hAnsi="Times New Roman" w:cs="Times New Roman"/>
+          <w:sz w:val="28"/>
+          <w:szCs w:val="28"/>
+        </w:rPr>
+      </w:pPr>
+      <w:r>
+        <w:rPr>
+          <w:rFonts w:ascii="Times New Roman" w:hAnsi="Times New Roman" w:cs="Times New Roman"/>
+          <w:sz w:val="28"/>
+          <w:szCs w:val="28"/>
+        </w:rPr>
         <w:t>{{VD_MUC_TIEU}}</w:t>
       </w:r>
     </w:p>
     <w:p>
       <w:pPr>
-        <w:rPr>
-          <w:b/>
-          <w:bCs/>
-        </w:rPr>
-      </w:pPr>
-      <w:r>
+        <w:spacing w:before="60" w:after="60" w:line="276" w:lineRule="auto"/>
+        <w:rPr>
+          <w:rFonts w:ascii="Times New Roman" w:hAnsi="Times New Roman" w:cs="Times New Roman"/>
+          <w:b/>
+          <w:bCs/>
+          <w:sz w:val="28"/>
+          <w:szCs w:val="28"/>
+        </w:rPr>
+      </w:pPr>
+      <w:r>
+        <w:rPr>
+          <w:rFonts w:ascii="Times New Roman" w:hAnsi="Times New Roman" w:cs="Times New Roman"/>
+          <w:sz w:val="28"/>
+          <w:szCs w:val="28"/>
+        </w:rPr>
         <w:tab/>
       </w:r>
       <w:r>
         <w:rPr>
-          <w:b/>
-          <w:bCs/>
+          <w:rFonts w:ascii="Times New Roman" w:hAnsi="Times New Roman" w:cs="Times New Roman"/>
+          <w:b/>
+          <w:bCs/>
+          <w:sz w:val="28"/>
+          <w:szCs w:val="28"/>
         </w:rPr>
         <w:t xml:space="preserve">b) Nội dung: </w:t>
       </w:r>
     </w:p>
     <w:p>
-      <w:r>
+      <w:pPr>
+        <w:spacing w:before="60" w:after="60" w:line="276" w:lineRule="auto"/>
+        <w:rPr>
+          <w:rFonts w:ascii="Times New Roman" w:hAnsi="Times New Roman" w:cs="Times New Roman"/>
+          <w:sz w:val="28"/>
+          <w:szCs w:val="28"/>
+        </w:rPr>
+      </w:pPr>
+      <w:r>
+        <w:rPr>
+          <w:rFonts w:ascii="Times New Roman" w:hAnsi="Times New Roman" w:cs="Times New Roman"/>
+          <w:sz w:val="28"/>
+          <w:szCs w:val="28"/>
+        </w:rPr>
         <w:t>{{VD_NOI_DUNG}}</w:t>
       </w:r>
     </w:p>
     <w:p>
       <w:pPr>
-        <w:rPr>
-          <w:b/>
-          <w:bCs/>
-        </w:rPr>
-      </w:pPr>
-      <w:r>
+        <w:spacing w:before="60" w:after="60" w:line="276" w:lineRule="auto"/>
+        <w:rPr>
+          <w:rFonts w:ascii="Times New Roman" w:hAnsi="Times New Roman" w:cs="Times New Roman"/>
+          <w:b/>
+          <w:bCs/>
+          <w:sz w:val="28"/>
+          <w:szCs w:val="28"/>
+        </w:rPr>
+      </w:pPr>
+      <w:r>
+        <w:rPr>
+          <w:rFonts w:ascii="Times New Roman" w:hAnsi="Times New Roman" w:cs="Times New Roman"/>
+          <w:sz w:val="28"/>
+          <w:szCs w:val="28"/>
+        </w:rPr>
         <w:tab/>
       </w:r>
       <w:r>
         <w:rPr>
-          <w:b/>
-          <w:bCs/>
+          <w:rFonts w:ascii="Times New Roman" w:hAnsi="Times New Roman" w:cs="Times New Roman"/>
+          <w:b/>
+          <w:bCs/>
+          <w:sz w:val="28"/>
+          <w:szCs w:val="28"/>
         </w:rPr>
         <w:t xml:space="preserve">c) Sản phẩm: </w:t>
       </w:r>
     </w:p>
     <w:p>
-      <w:r>
-        <w:lastRenderedPageBreak/>
+      <w:pPr>
+        <w:spacing w:before="60" w:after="60" w:line="276" w:lineRule="auto"/>
+        <w:rPr>
+          <w:rFonts w:ascii="Times New Roman" w:hAnsi="Times New Roman" w:cs="Times New Roman"/>
+          <w:sz w:val="28"/>
+          <w:szCs w:val="28"/>
+        </w:rPr>
+      </w:pPr>
+      <w:r>
+        <w:rPr>
+          <w:rFonts w:ascii="Times New Roman" w:hAnsi="Times New Roman" w:cs="Times New Roman"/>
+          <w:sz w:val="28"/>
+          <w:szCs w:val="28"/>
+        </w:rPr>
         <w:t>{{VD_SAN_PHAM}}</w:t>
       </w:r>
     </w:p>
     <w:p>
       <w:pPr>
-        <w:rPr>
-          <w:b/>
-          <w:bCs/>
-        </w:rPr>
-      </w:pPr>
-      <w:r>
+        <w:spacing w:before="60" w:after="60" w:line="276" w:lineRule="auto"/>
+        <w:rPr>
+          <w:rFonts w:ascii="Times New Roman" w:hAnsi="Times New Roman" w:cs="Times New Roman"/>
+          <w:b/>
+          <w:bCs/>
+          <w:sz w:val="28"/>
+          <w:szCs w:val="28"/>
+        </w:rPr>
+      </w:pPr>
+      <w:r>
+        <w:rPr>
+          <w:rFonts w:ascii="Times New Roman" w:hAnsi="Times New Roman" w:cs="Times New Roman"/>
+          <w:sz w:val="28"/>
+          <w:szCs w:val="28"/>
+        </w:rPr>
         <w:tab/>
       </w:r>
       <w:r>
         <w:rPr>
-          <w:b/>
-          <w:bCs/>
+          <w:rFonts w:ascii="Times New Roman" w:hAnsi="Times New Roman" w:cs="Times New Roman"/>
+          <w:b/>
+          <w:bCs/>
+          <w:sz w:val="28"/>
+          <w:szCs w:val="28"/>
         </w:rPr>
         <w:t xml:space="preserve">d) Tổ chức thực hiện: </w:t>
       </w:r>
     </w:p>
     <w:p>
-      <w:r>
+      <w:pPr>
+        <w:spacing w:before="60" w:after="60" w:line="276" w:lineRule="auto"/>
+        <w:rPr>
+          <w:rFonts w:ascii="Times New Roman" w:hAnsi="Times New Roman" w:cs="Times New Roman"/>
+          <w:sz w:val="28"/>
+          <w:szCs w:val="28"/>
+        </w:rPr>
+      </w:pPr>
+      <w:r>
+        <w:rPr>
+          <w:rFonts w:ascii="Times New Roman" w:hAnsi="Times New Roman" w:cs="Times New Roman"/>
+          <w:sz w:val="28"/>
+          <w:szCs w:val="28"/>
+        </w:rPr>
         <w:t>{{TO_CHUC_THUC_HIEN}}</w:t>
       </w:r>
     </w:p>
     <w:p>
       <w:pPr>
-        <w:rPr>
+        <w:spacing w:before="60" w:after="60" w:line="276" w:lineRule="auto"/>
+        <w:rPr>
+          <w:rFonts w:ascii="Times New Roman" w:hAnsi="Times New Roman" w:cs="Times New Roman"/>
           <w:i/>
           <w:iCs/>
-        </w:rPr>
-      </w:pPr>
-      <w:r>
-        <w:rPr>
+          <w:sz w:val="28"/>
+          <w:szCs w:val="28"/>
+        </w:rPr>
+      </w:pPr>
+      <w:r>
+        <w:rPr>
+          <w:rFonts w:ascii="Times New Roman" w:hAnsi="Times New Roman" w:cs="Times New Roman"/>
           <w:i/>
           <w:iCs/>
+          <w:sz w:val="28"/>
+          <w:szCs w:val="28"/>
         </w:rPr>
         <w:t xml:space="preserve">*Chuyển giao nhiệm vụ học tập </w:t>
       </w:r>
     </w:p>
     <w:p>
-      <w:r>
+      <w:pPr>
+        <w:spacing w:before="60" w:after="60" w:line="276" w:lineRule="auto"/>
+        <w:rPr>
+          <w:rFonts w:ascii="Times New Roman" w:hAnsi="Times New Roman" w:cs="Times New Roman"/>
+          <w:sz w:val="28"/>
+          <w:szCs w:val="28"/>
+        </w:rPr>
+      </w:pPr>
+      <w:r>
+        <w:rPr>
+          <w:rFonts w:ascii="Times New Roman" w:hAnsi="Times New Roman" w:cs="Times New Roman"/>
+          <w:sz w:val="28"/>
+          <w:szCs w:val="28"/>
+        </w:rPr>
         <w:t>{{VD_CHUYEN_GIAO_NHIEM_VU_HOC_TAP}}</w:t>
       </w:r>
     </w:p>
     <w:p>
       <w:pPr>
-        <w:rPr>
+        <w:spacing w:before="60" w:after="60" w:line="276" w:lineRule="auto"/>
+        <w:rPr>
+          <w:rFonts w:ascii="Times New Roman" w:hAnsi="Times New Roman" w:cs="Times New Roman"/>
           <w:i/>
           <w:iCs/>
-        </w:rPr>
-      </w:pPr>
-      <w:r>
-        <w:rPr>
+          <w:sz w:val="28"/>
+          <w:szCs w:val="28"/>
+        </w:rPr>
+      </w:pPr>
+      <w:r>
+        <w:rPr>
+          <w:rFonts w:ascii="Times New Roman" w:hAnsi="Times New Roman" w:cs="Times New Roman"/>
           <w:i/>
           <w:iCs/>
-        </w:rPr>
+          <w:sz w:val="28"/>
+          <w:szCs w:val="28"/>
+        </w:rPr>
+        <w:lastRenderedPageBreak/>
         <w:t xml:space="preserve">*Thực hiện nhiệm vụ học tập </w:t>
       </w:r>
     </w:p>
     <w:p>
-      <w:r>
+      <w:pPr>
+        <w:spacing w:before="60" w:after="60" w:line="276" w:lineRule="auto"/>
+        <w:rPr>
+          <w:rFonts w:ascii="Times New Roman" w:hAnsi="Times New Roman" w:cs="Times New Roman"/>
+          <w:sz w:val="28"/>
+          <w:szCs w:val="28"/>
+        </w:rPr>
+      </w:pPr>
+      <w:r>
+        <w:rPr>
+          <w:rFonts w:ascii="Times New Roman" w:hAnsi="Times New Roman" w:cs="Times New Roman"/>
+          <w:sz w:val="28"/>
+          <w:szCs w:val="28"/>
+        </w:rPr>
         <w:t>{{VD_THUC_HIEN_NHIEM_VU_HOC_TAP}}</w:t>
       </w:r>
     </w:p>
     <w:p>
       <w:pPr>
-        <w:rPr>
+        <w:spacing w:before="60" w:after="60" w:line="276" w:lineRule="auto"/>
+        <w:rPr>
+          <w:rFonts w:ascii="Times New Roman" w:hAnsi="Times New Roman" w:cs="Times New Roman"/>
           <w:i/>
           <w:iCs/>
-        </w:rPr>
-      </w:pPr>
-      <w:r>
-        <w:rPr>
+          <w:sz w:val="28"/>
+          <w:szCs w:val="28"/>
+        </w:rPr>
+      </w:pPr>
+      <w:r>
+        <w:rPr>
+          <w:rFonts w:ascii="Times New Roman" w:hAnsi="Times New Roman" w:cs="Times New Roman"/>
           <w:i/>
           <w:iCs/>
+          <w:sz w:val="28"/>
+          <w:szCs w:val="28"/>
         </w:rPr>
         <w:t xml:space="preserve">*Báo cáo kết quả và thảo luận </w:t>
       </w:r>
     </w:p>
     <w:p>
-      <w:r>
+      <w:pPr>
+        <w:spacing w:before="60" w:after="60" w:line="276" w:lineRule="auto"/>
+        <w:rPr>
+          <w:rFonts w:ascii="Times New Roman" w:hAnsi="Times New Roman" w:cs="Times New Roman"/>
+          <w:sz w:val="28"/>
+          <w:szCs w:val="28"/>
+        </w:rPr>
+      </w:pPr>
+      <w:r>
+        <w:rPr>
+          <w:rFonts w:ascii="Times New Roman" w:hAnsi="Times New Roman" w:cs="Times New Roman"/>
+          <w:sz w:val="28"/>
+          <w:szCs w:val="28"/>
+        </w:rPr>
         <w:t>{{VD_BAO_CAO_KET_QUA_VA_THAO_LUAN}}</w:t>
       </w:r>
     </w:p>
     <w:p>
       <w:pPr>
-        <w:rPr>
+        <w:spacing w:before="60" w:after="60" w:line="276" w:lineRule="auto"/>
+        <w:rPr>
+          <w:rFonts w:ascii="Times New Roman" w:hAnsi="Times New Roman" w:cs="Times New Roman"/>
           <w:i/>
           <w:iCs/>
-        </w:rPr>
-      </w:pPr>
-      <w:r>
-        <w:rPr>
+          <w:sz w:val="28"/>
+          <w:szCs w:val="28"/>
+        </w:rPr>
+      </w:pPr>
+      <w:r>
+        <w:rPr>
+          <w:rFonts w:ascii="Times New Roman" w:hAnsi="Times New Roman" w:cs="Times New Roman"/>
           <w:i/>
           <w:iCs/>
+          <w:sz w:val="28"/>
+          <w:szCs w:val="28"/>
         </w:rPr>
         <w:t xml:space="preserve">* Kết luận. </w:t>
       </w:r>
     </w:p>
     <w:p>
-      <w:r>
+      <w:pPr>
+        <w:spacing w:before="60" w:after="60" w:line="276" w:lineRule="auto"/>
+        <w:rPr>
+          <w:rFonts w:ascii="Times New Roman" w:hAnsi="Times New Roman" w:cs="Times New Roman"/>
+          <w:sz w:val="28"/>
+          <w:szCs w:val="28"/>
+        </w:rPr>
+      </w:pPr>
+      <w:r>
+        <w:rPr>
+          <w:rFonts w:ascii="Times New Roman" w:hAnsi="Times New Roman" w:cs="Times New Roman"/>
+          <w:sz w:val="28"/>
+          <w:szCs w:val="28"/>
+        </w:rPr>
         <w:t>{{VD_KET_LUAN}}</w:t>
       </w:r>
     </w:p>
-    <w:p/>
-    <w:p>
-      <w:pPr>
-        <w:rPr>
-          <w:b/>
-          <w:bCs/>
-        </w:rPr>
-      </w:pPr>
-      <w:r>
-        <w:rPr>
-          <w:b/>
-          <w:bCs/>
+    <w:p>
+      <w:pPr>
+        <w:spacing w:before="60" w:after="60" w:line="276" w:lineRule="auto"/>
+        <w:rPr>
+          <w:rFonts w:ascii="Times New Roman" w:hAnsi="Times New Roman" w:cs="Times New Roman"/>
+          <w:sz w:val="28"/>
+          <w:szCs w:val="28"/>
+        </w:rPr>
+      </w:pPr>
+    </w:p>
+    <w:p>
+      <w:pPr>
+        <w:spacing w:before="60" w:after="60" w:line="276" w:lineRule="auto"/>
+        <w:rPr>
+          <w:rFonts w:ascii="Times New Roman" w:hAnsi="Times New Roman" w:cs="Times New Roman"/>
+          <w:b/>
+          <w:bCs/>
+          <w:color w:val="FF0000"/>
+          <w:sz w:val="28"/>
+          <w:szCs w:val="28"/>
+        </w:rPr>
+      </w:pPr>
+      <w:r>
+        <w:rPr>
+          <w:rFonts w:ascii="Times New Roman" w:hAnsi="Times New Roman" w:cs="Times New Roman"/>
+          <w:b/>
+          <w:bCs/>
+          <w:color w:val="FF0000"/>
+          <w:sz w:val="28"/>
+          <w:szCs w:val="28"/>
         </w:rPr>
         <w:t>PHỤ LỤC</w:t>
       </w:r>
     </w:p>
     <w:p>
       <w:pPr>
-        <w:rPr>
-          <w:b/>
-          <w:bCs/>
-        </w:rPr>
-      </w:pPr>
-      <w:r>
-        <w:rPr>
-          <w:b/>
-          <w:bCs/>
-        </w:rPr>
-        <w:t xml:space="preserve">PHIẾU HỌC TẬP. </w:t>
-      </w:r>
-    </w:p>
-    <w:p>
-      <w:r>
+        <w:spacing w:before="60" w:after="60" w:line="276" w:lineRule="auto"/>
+        <w:jc w:val="center"/>
+        <w:rPr>
+          <w:rFonts w:ascii="Times New Roman" w:hAnsi="Times New Roman" w:cs="Times New Roman"/>
+          <w:b/>
+          <w:bCs/>
+          <w:sz w:val="28"/>
+          <w:szCs w:val="28"/>
+        </w:rPr>
+      </w:pPr>
+      <w:r>
+        <w:rPr>
+          <w:rFonts w:ascii="Times New Roman" w:hAnsi="Times New Roman" w:cs="Times New Roman"/>
+          <w:b/>
+          <w:bCs/>
+          <w:sz w:val="28"/>
+          <w:szCs w:val="28"/>
+        </w:rPr>
+        <w:t>PHIẾU HỌC TẬP.</w:t>
+      </w:r>
+    </w:p>
+    <w:p>
+      <w:pPr>
+        <w:spacing w:before="60" w:after="60" w:line="276" w:lineRule="auto"/>
+        <w:rPr>
+          <w:rFonts w:ascii="Times New Roman" w:hAnsi="Times New Roman" w:cs="Times New Roman"/>
+          <w:sz w:val="28"/>
+          <w:szCs w:val="28"/>
+        </w:rPr>
+      </w:pPr>
+      <w:r>
+        <w:rPr>
+          <w:rFonts w:ascii="Times New Roman" w:hAnsi="Times New Roman" w:cs="Times New Roman"/>
+          <w:sz w:val="28"/>
+          <w:szCs w:val="28"/>
+        </w:rPr>
         <w:t>{{PHIEU_HOC_TAP}}</w:t>
       </w:r>
     </w:p>
